--- a/06-学生侧材料/讲义/学生专用版/4-分析化学/容量分析与酸碱滴定-超级充实版（学生专用版）.docx
+++ b/06-学生侧材料/讲义/学生专用版/4-分析化学/容量分析与酸碱滴定-超级充实版（学生专用版）.docx
@@ -3148,7 +3148,7 @@
         <w:rPr>
           <w:rFonts w:hint="eastAsia" w:ascii="Times New Roman" w:hAnsi="Times New Roman" w:eastAsia="FangSong" w:cs="Times New Roman"/>
         </w:rPr>
-        <w:t>质子参考水准的选取法则极其明晰</w:t>
+        <w:t>质子参考水准的选取法则明晰</w:t>
       </w:r>
       <w:r>
         <w:rPr>
@@ -32046,7 +32046,7 @@
         <w:rPr>
           <w:rFonts w:hint="eastAsia" w:ascii="Times New Roman" w:hAnsi="Times New Roman" w:eastAsia="FangSong" w:cs="Times New Roman"/>
         </w:rPr>
-        <w:t>四羟基合硼酸根与多元醇发生两步热力学极度稳定的脱水螯合酯化反应</w:t>
+        <w:t>四羟基合硼酸根与多元醇发生两步热力学稳定的脱水螯合酯化反应</w:t>
       </w:r>
       <w:r>
         <w:rPr>
@@ -33393,7 +33393,7 @@
         <w:rPr>
           <w:rFonts w:hint="eastAsia" w:ascii="Times New Roman" w:hAnsi="Times New Roman" w:eastAsia="FangSong" w:cs="Times New Roman"/>
         </w:rPr>
-        <w:t xml:space="preserve">表观解离常数暴增近</w:t>
+        <w:t xml:space="preserve">表观解离常数显著增大近</w:t>
       </w:r>
       <w:r>
         <w:rPr>
@@ -33699,7 +33699,7 @@
         <w:rPr>
           <w:rFonts w:hint="eastAsia" w:ascii="Times New Roman" w:hAnsi="Times New Roman" w:eastAsia="FangSong" w:cs="Times New Roman"/>
         </w:rPr>
-        <w:t>溶液实施极其精准的定量滴定</w:t>
+        <w:t>溶液实施精准的定量滴定</w:t>
       </w:r>
       <w:r>
         <w:rPr>

--- a/06-学生侧材料/讲义/学生专用版/4-分析化学/容量分析与酸碱滴定-超级充实版（学生专用版）.docx
+++ b/06-学生侧材料/讲义/学生专用版/4-分析化学/容量分析与酸碱滴定-超级充实版（学生专用版）.docx
@@ -13299,6 +13299,7 @@
     <w:p>
       <w:pPr>
         <w:pStyle w:val="FirstParagraph"/>
+        <w:spacing w:after="80"/>
         <w:ind w:firstLine="420"/>
       </w:pPr>
       <w:r>
@@ -13410,121 +13411,176 @@
         <w:t xml:space="preserve">。</w:t>
       </w:r>
     </w:p>
+    <w:tbl>
+      <w:tblPr>
+        <w:tblStyle w:val="Table"/>
+        <w:tblW w:type="pct" w:w="5000"/>
+        <w:tblLayout w:type="fixed"/>
+        <w:tblLook w:firstRow="1" w:lastRow="0" w:firstColumn="0" w:lastColumn="0" w:noHBand="0" w:noVBand="0" w:val="0020"/>
+        <w:jc w:val="center"/>
+        <w:tblBorders>
+          <w:top w:val="single" w:sz="12" w:space="0" w:color="333333"/>
+          <w:bottom w:val="single" w:sz="12" w:space="0" w:color="333333"/>
+          <w:left w:val="none"/>
+          <w:right w:val="none"/>
+          <w:insideH w:val="none"/>
+          <w:insideV w:val="none"/>
+        </w:tblBorders>
+      </w:tblPr>
+      <w:tblGrid>
+        <w:gridCol w:w="7920"/>
+      </w:tblGrid>
+      <w:tr>
+        <w:trPr>
+          <w:tblHeader w:val="on"/>
+        </w:trPr>
+        <w:tc>
+          <w:tcPr>
+            <w:tcBorders>
+              <w:bottom w:val="single" w:sz="6" w:space="0" w:color="333333"/>
+            </w:tcBorders>
+          </w:tcPr>
+          <w:p>
+            <w:pPr>
+              <w:pStyle w:val="Compact"/>
+              <w:jc w:val="center"/>
+            </w:pPr>
+            <w:r>
+              <w:rPr>
+                <w:rFonts w:hint="eastAsia" w:ascii="Times New Roman" w:hAnsi="Times New Roman" w:eastAsia="SimHei" w:cs="Times New Roman"/>
+                <w:b/>
+              </w:rPr>
+              <w:t xml:space="preserve">三元弱酸磷酸各型体</w:t>
+            </w:r>
+          </w:p>
+        </w:tc>
+      </w:tr>
+      <w:tr>
+        <w:tc>
+          <w:tcPr/>
+          <w:p>
+            <w:pPr>
+              <w:pStyle w:val="Compact"/>
+              <w:jc w:val="center"/>
+            </w:pPr>
+            <w:r>
+              <w:rPr>
+                <w:rFonts w:ascii="Times New Roman" w:hAnsi="Times New Roman" w:eastAsia="Times New Roman" w:cs="Times New Roman"/>
+              </w:rPr>
+              <w:drawing>
+                <wp:inline>
+                  <wp:extent cx="2667000" cy="1087184"/>
+                  <wp:effectExtent b="0" l="0" r="0" t="0"/>
+                  <wp:docPr descr="" title="" id="15" name="Picture"/>
+                  <a:graphic>
+                    <a:graphicData uri="http://schemas.openxmlformats.org/drawingml/2006/picture">
+                      <pic:pic>
+                        <pic:nvPicPr>
+                          <pic:cNvPr descr="9b1408e8671e3f48a13809ab63adb861047fe3ae7f5c0855eaf9bbecbb67bcf5.jpg" id="16" name="Picture"/>
+                          <pic:cNvPicPr>
+                            <a:picLocks noChangeArrowheads="1" noChangeAspect="1"/>
+                          </pic:cNvPicPr>
+                        </pic:nvPicPr>
+                        <pic:blipFill>
+                          <a:blip r:embed="rId14"/>
+                          <a:stretch>
+                            <a:fillRect/>
+                          </a:stretch>
+                        </pic:blipFill>
+                        <pic:spPr bwMode="auto">
+                          <a:xfrm>
+                            <a:off x="0" y="0"/>
+                            <a:ext cx="2667000" cy="1087184"/>
+                          </a:xfrm>
+                          <a:prstGeom prst="rect">
+                            <a:avLst/>
+                          </a:prstGeom>
+                          <a:noFill/>
+                          <a:ln w="9525">
+                            <a:noFill/>
+                            <a:headEnd/>
+                            <a:tailEnd/>
+                          </a:ln>
+                        </pic:spPr>
+                      </pic:pic>
+                    </a:graphicData>
+                  </a:graphic>
+                </wp:inline>
+              </w:drawing>
+            </w:r>
+          </w:p>
+        </w:tc>
+      </w:tr>
+      <w:tr>
+        <w:tc>
+          <w:tcPr/>
+          <w:p>
+            <w:pPr>
+              <w:pStyle w:val="Compact"/>
+              <w:jc w:val="center"/>
+            </w:pPr>
+            <w:r>
+              <w:rPr>
+                <w:rFonts w:ascii="Times New Roman" w:hAnsi="Times New Roman" w:eastAsia="Times New Roman" w:cs="Times New Roman"/>
+              </w:rPr>
+              <w:t xml:space="preserve">&gt; </w:t>
+            </w:r>
+            <w:r>
+              <w:rPr>
+                <w:rFonts w:hint="eastAsia" w:ascii="Times New Roman" w:hAnsi="Times New Roman" w:eastAsia="FangSong" w:cs="Times New Roman"/>
+              </w:rPr>
+              <w:t xml:space="preserve">图</w:t>
+            </w:r>
+            <w:r>
+              <w:rPr>
+                <w:rFonts w:ascii="Times New Roman" w:hAnsi="Times New Roman" w:eastAsia="Times New Roman" w:cs="Times New Roman"/>
+              </w:rPr>
+              <w:t xml:space="preserve"> </w:t>
+            </w:r>
+            <w:r>
+              <w:rPr>
+                <w:rFonts w:hint="eastAsia" w:ascii="Times New Roman" w:hAnsi="Times New Roman" w:eastAsia="Times New Roman" w:cs="Times New Roman"/>
+              </w:rPr>
+              <w:t>2-1：</w:t>
+            </w:r>
+            <w:r>
+              <w:rPr>
+                <w:rFonts w:hint="eastAsia" w:ascii="Times New Roman" w:hAnsi="Times New Roman" w:eastAsia="FangSong" w:cs="Times New Roman"/>
+              </w:rPr>
+              <w:t>三元弱酸磷酸各型体分布分数随</w:t>
+            </w:r>
+            <w:r>
+              <w:rPr>
+                <w:rFonts w:ascii="Times New Roman" w:hAnsi="Times New Roman" w:eastAsia="Times New Roman" w:cs="Times New Roman"/>
+              </w:rPr>
+              <w:t xml:space="preserve"> pH </w:t>
+            </w:r>
+            <w:r>
+              <w:rPr>
+                <w:rFonts w:hint="eastAsia" w:ascii="Times New Roman" w:hAnsi="Times New Roman" w:eastAsia="FangSong" w:cs="Times New Roman"/>
+              </w:rPr>
+              <w:t xml:space="preserve">变化曲线与三个</w:t>
+            </w:r>
+            <w:r>
+              <w:rPr>
+                <w:rFonts w:ascii="Times New Roman" w:hAnsi="Times New Roman" w:eastAsia="Times New Roman" w:cs="Times New Roman"/>
+              </w:rPr>
+              <w:t xml:space="preserve"> pKa </w:t>
+            </w:r>
+            <w:r>
+              <w:rPr>
+                <w:rFonts w:hint="eastAsia" w:ascii="Times New Roman" w:hAnsi="Times New Roman" w:eastAsia="FangSong" w:cs="Times New Roman"/>
+              </w:rPr>
+              <w:t xml:space="preserve">交点</w:t>
+            </w:r>
+          </w:p>
+        </w:tc>
+      </w:tr>
+    </w:tbl>
     <w:p>
       <w:pPr>
         <w:pStyle w:val="BodyText"/>
-        <w:spacing w:before="160" w:after="80"/>
-        <w:jc w:val="center"/>
-      </w:pPr>
-      <w:r>
-        <w:rPr>
-          <w:rFonts w:ascii="Times New Roman" w:hAnsi="Times New Roman" w:eastAsia="Times New Roman" w:cs="Times New Roman"/>
-        </w:rPr>
-        <w:drawing>
-          <wp:inline>
-            <wp:extent cx="2667000" cy="1087184"/>
-            <wp:effectExtent b="0" l="0" r="0" t="0"/>
-            <wp:docPr descr="" title="" id="15" name="Picture"/>
-            <a:graphic>
-              <a:graphicData uri="http://schemas.openxmlformats.org/drawingml/2006/picture">
-                <pic:pic>
-                  <pic:nvPicPr>
-                    <pic:cNvPr descr="9b1408e8671e3f48a13809ab63adb861047fe3ae7f5c0855eaf9bbecbb67bcf5.jpg" id="16" name="Picture"/>
-                    <pic:cNvPicPr>
-                      <a:picLocks noChangeArrowheads="1" noChangeAspect="1"/>
-                    </pic:cNvPicPr>
-                  </pic:nvPicPr>
-                  <pic:blipFill>
-                    <a:blip r:embed="rId14"/>
-                    <a:stretch>
-                      <a:fillRect/>
-                    </a:stretch>
-                  </pic:blipFill>
-                  <pic:spPr bwMode="auto">
-                    <a:xfrm>
-                      <a:off x="0" y="0"/>
-                      <a:ext cx="2667000" cy="1087184"/>
-                    </a:xfrm>
-                    <a:prstGeom prst="rect">
-                      <a:avLst/>
-                    </a:prstGeom>
-                    <a:noFill/>
-                    <a:ln w="9525">
-                      <a:noFill/>
-                      <a:headEnd/>
-                      <a:tailEnd/>
-                    </a:ln>
-                  </pic:spPr>
-                </pic:pic>
-              </a:graphicData>
-            </a:graphic>
-          </wp:inline>
-        </w:drawing>
-      </w:r>
-      <w:r>
-        <w:rPr>
-          <w:rFonts w:ascii="Times New Roman" w:hAnsi="Times New Roman" w:eastAsia="Times New Roman" w:cs="Times New Roman"/>
-        </w:rPr>
-        <w:t xml:space="preserve"> </w:t>
-      </w:r>
-      <w:r>
-        <w:rPr>
-          <w:rFonts w:ascii="Times New Roman" w:hAnsi="Times New Roman" w:eastAsia="Times New Roman" w:cs="Times New Roman"/>
-        </w:rPr>
-        <w:t xml:space="preserve">&gt; </w:t>
-      </w:r>
-      <w:r>
-        <w:rPr>
-          <w:rFonts w:hint="eastAsia" w:ascii="Times New Roman" w:hAnsi="Times New Roman" w:eastAsia="FangSong" w:cs="Times New Roman"/>
-        </w:rPr>
-        <w:t xml:space="preserve">图</w:t>
-      </w:r>
-      <w:r>
-        <w:rPr>
-          <w:rFonts w:ascii="Times New Roman" w:hAnsi="Times New Roman" w:eastAsia="Times New Roman" w:cs="Times New Roman"/>
-        </w:rPr>
-        <w:t xml:space="preserve"> </w:t>
-      </w:r>
-      <w:r>
-        <w:rPr>
-          <w:rFonts w:hint="eastAsia" w:ascii="Times New Roman" w:hAnsi="Times New Roman" w:eastAsia="Times New Roman" w:cs="Times New Roman"/>
-        </w:rPr>
-        <w:t>2-1：</w:t>
-      </w:r>
-      <w:r>
-        <w:rPr>
-          <w:rFonts w:hint="eastAsia" w:ascii="Times New Roman" w:hAnsi="Times New Roman" w:eastAsia="FangSong" w:cs="Times New Roman"/>
-        </w:rPr>
-        <w:t>三元弱酸磷酸各型体分布分数随</w:t>
-      </w:r>
-      <w:r>
-        <w:rPr>
-          <w:rFonts w:ascii="Times New Roman" w:hAnsi="Times New Roman" w:eastAsia="Times New Roman" w:cs="Times New Roman"/>
-        </w:rPr>
-        <w:t xml:space="preserve"> pH </w:t>
-      </w:r>
-      <w:r>
-        <w:rPr>
-          <w:rFonts w:hint="eastAsia" w:ascii="Times New Roman" w:hAnsi="Times New Roman" w:eastAsia="FangSong" w:cs="Times New Roman"/>
-        </w:rPr>
-        <w:t xml:space="preserve">变化曲线与三个</w:t>
-      </w:r>
-      <w:r>
-        <w:rPr>
-          <w:rFonts w:ascii="Times New Roman" w:hAnsi="Times New Roman" w:eastAsia="Times New Roman" w:cs="Times New Roman"/>
-        </w:rPr>
-        <w:t xml:space="preserve"> pKa </w:t>
-      </w:r>
-      <w:r>
-        <w:rPr>
-          <w:rFonts w:hint="eastAsia" w:ascii="Times New Roman" w:hAnsi="Times New Roman" w:eastAsia="FangSong" w:cs="Times New Roman"/>
-        </w:rPr>
-        <w:t xml:space="preserve">交点</w:t>
-      </w:r>
-    </w:p>
-    <w:p>
-      <w:pPr>
-        <w:pStyle w:val="BodyText"/>
+        <w:spacing w:before="120"/>
         <w:ind w:firstLine="420"/>
       </w:pPr>
       <w:r>
@@ -17692,6 +17748,7 @@
     <w:p>
       <w:pPr>
         <w:pStyle w:val="FirstParagraph"/>
+        <w:spacing w:after="80"/>
         <w:ind w:firstLine="420"/>
       </w:pPr>
       <w:r>
@@ -18098,127 +18155,182 @@
         <w:t>：</w:t>
       </w:r>
     </w:p>
+    <w:tbl>
+      <w:tblPr>
+        <w:tblStyle w:val="Table"/>
+        <w:tblW w:type="pct" w:w="5000"/>
+        <w:tblLayout w:type="fixed"/>
+        <w:tblLook w:firstRow="1" w:lastRow="0" w:firstColumn="0" w:lastColumn="0" w:noHBand="0" w:noVBand="0" w:val="0020"/>
+        <w:jc w:val="center"/>
+        <w:tblBorders>
+          <w:top w:val="single" w:sz="12" w:space="0" w:color="333333"/>
+          <w:bottom w:val="single" w:sz="12" w:space="0" w:color="333333"/>
+          <w:left w:val="none"/>
+          <w:right w:val="none"/>
+          <w:insideH w:val="none"/>
+          <w:insideV w:val="none"/>
+        </w:tblBorders>
+      </w:tblPr>
+      <w:tblGrid>
+        <w:gridCol w:w="7920"/>
+      </w:tblGrid>
+      <w:tr>
+        <w:trPr>
+          <w:tblHeader w:val="on"/>
+        </w:trPr>
+        <w:tc>
+          <w:tcPr>
+            <w:tcBorders>
+              <w:bottom w:val="single" w:sz="6" w:space="0" w:color="333333"/>
+            </w:tcBorders>
+          </w:tcPr>
+          <w:p>
+            <w:pPr>
+              <w:pStyle w:val="Compact"/>
+              <w:jc w:val="center"/>
+            </w:pPr>
+            <w:r>
+              <w:rPr>
+                <w:rFonts w:ascii="Times New Roman" w:hAnsi="Times New Roman" w:eastAsia="Times New Roman" w:cs="Times New Roman"/>
+                <w:b/>
+              </w:rPr>
+              <w:t xml:space="preserve">0.1 mol/L</w:t>
+            </w:r>
+          </w:p>
+        </w:tc>
+      </w:tr>
+      <w:tr>
+        <w:tc>
+          <w:tcPr/>
+          <w:p>
+            <w:pPr>
+              <w:pStyle w:val="Compact"/>
+              <w:jc w:val="center"/>
+            </w:pPr>
+            <w:r>
+              <w:rPr>
+                <w:rFonts w:ascii="Times New Roman" w:hAnsi="Times New Roman" w:eastAsia="Times New Roman" w:cs="Times New Roman"/>
+              </w:rPr>
+              <w:drawing>
+                <wp:inline>
+                  <wp:extent cx="2667000" cy="2739325"/>
+                  <wp:effectExtent b="0" l="0" r="0" t="0"/>
+                  <wp:docPr descr="" title="" id="22" name="Picture"/>
+                  <a:graphic>
+                    <a:graphicData uri="http://schemas.openxmlformats.org/drawingml/2006/picture">
+                      <pic:pic>
+                        <pic:nvPicPr>
+                          <pic:cNvPr descr="9c86dd8b005af9872f709ee20629ff94c3ac06682411d91ce1812ecb894df377.jpg" id="23" name="Picture"/>
+                          <pic:cNvPicPr>
+                            <a:picLocks noChangeArrowheads="1" noChangeAspect="1"/>
+                          </pic:cNvPicPr>
+                        </pic:nvPicPr>
+                        <pic:blipFill>
+                          <a:blip r:embed="rId21"/>
+                          <a:stretch>
+                            <a:fillRect/>
+                          </a:stretch>
+                        </pic:blipFill>
+                        <pic:spPr bwMode="auto">
+                          <a:xfrm>
+                            <a:off x="0" y="0"/>
+                            <a:ext cx="2667000" cy="2739325"/>
+                          </a:xfrm>
+                          <a:prstGeom prst="rect">
+                            <a:avLst/>
+                          </a:prstGeom>
+                          <a:noFill/>
+                          <a:ln w="9525">
+                            <a:noFill/>
+                            <a:headEnd/>
+                            <a:tailEnd/>
+                          </a:ln>
+                        </pic:spPr>
+                      </pic:pic>
+                    </a:graphicData>
+                  </a:graphic>
+                </wp:inline>
+              </w:drawing>
+            </w:r>
+          </w:p>
+        </w:tc>
+      </w:tr>
+      <w:tr>
+        <w:tc>
+          <w:tcPr/>
+          <w:p>
+            <w:pPr>
+              <w:pStyle w:val="Compact"/>
+              <w:jc w:val="center"/>
+            </w:pPr>
+            <w:r>
+              <w:rPr>
+                <w:rFonts w:ascii="Times New Roman" w:hAnsi="Times New Roman" w:eastAsia="Times New Roman" w:cs="Times New Roman"/>
+              </w:rPr>
+              <w:t xml:space="preserve">&gt; </w:t>
+            </w:r>
+            <w:r>
+              <w:rPr>
+                <w:rFonts w:hint="eastAsia" w:ascii="Times New Roman" w:hAnsi="Times New Roman" w:eastAsia="FangSong" w:cs="Times New Roman"/>
+              </w:rPr>
+              <w:t xml:space="preserve">图</w:t>
+            </w:r>
+            <w:r>
+              <w:rPr>
+                <w:rFonts w:ascii="Times New Roman" w:hAnsi="Times New Roman" w:eastAsia="Times New Roman" w:cs="Times New Roman"/>
+              </w:rPr>
+              <w:t xml:space="preserve"> </w:t>
+            </w:r>
+            <w:r>
+              <w:rPr>
+                <w:rFonts w:hint="eastAsia" w:ascii="Times New Roman" w:hAnsi="Times New Roman" w:eastAsia="Times New Roman" w:cs="Times New Roman"/>
+              </w:rPr>
+              <w:t xml:space="preserve">2-2：0.1</w:t>
+            </w:r>
+            <w:r>
+              <w:rPr>
+                <w:rFonts w:ascii="Times New Roman" w:hAnsi="Times New Roman" w:eastAsia="Times New Roman" w:cs="Times New Roman"/>
+              </w:rPr>
+              <w:t xml:space="preserve"> mol/L NaOH </w:t>
+            </w:r>
+            <w:r>
+              <w:rPr>
+                <w:rFonts w:hint="eastAsia" w:ascii="Times New Roman" w:hAnsi="Times New Roman" w:eastAsia="FangSong" w:cs="Times New Roman"/>
+              </w:rPr>
+              <w:t xml:space="preserve">滴定</w:t>
+            </w:r>
+            <w:r>
+              <w:rPr>
+                <w:rFonts w:ascii="Times New Roman" w:hAnsi="Times New Roman" w:eastAsia="Times New Roman" w:cs="Times New Roman"/>
+              </w:rPr>
+              <w:t xml:space="preserve"> 0.1 mol/L HCl </w:t>
+            </w:r>
+            <w:r>
+              <w:rPr>
+                <w:rFonts w:hint="eastAsia" w:ascii="Times New Roman" w:hAnsi="Times New Roman" w:eastAsia="FangSong" w:cs="Times New Roman"/>
+              </w:rPr>
+              <w:t>的滴定曲线</w:t>
+            </w:r>
+            <w:r>
+              <w:rPr>
+                <w:rFonts w:hint="eastAsia" w:ascii="Times New Roman" w:hAnsi="Times New Roman" w:eastAsia="Times New Roman" w:cs="Times New Roman"/>
+              </w:rPr>
+              <w:t>、</w:t>
+            </w:r>
+            <w:r>
+              <w:rPr>
+                <w:rFonts w:hint="eastAsia" w:ascii="Times New Roman" w:hAnsi="Times New Roman" w:eastAsia="FangSong" w:cs="Times New Roman"/>
+              </w:rPr>
+              <w:t>突跃范围及指示剂选择依据</w:t>
+            </w:r>
+          </w:p>
+        </w:tc>
+      </w:tr>
+    </w:tbl>
     <w:p>
       <w:pPr>
         <w:pStyle w:val="BodyText"/>
-        <w:spacing w:before="160" w:after="80"/>
-        <w:jc w:val="center"/>
-      </w:pPr>
-      <w:r>
-        <w:rPr>
-          <w:rFonts w:ascii="Times New Roman" w:hAnsi="Times New Roman" w:eastAsia="Times New Roman" w:cs="Times New Roman"/>
-        </w:rPr>
-        <w:drawing>
-          <wp:inline>
-            <wp:extent cx="2667000" cy="2739325"/>
-            <wp:effectExtent b="0" l="0" r="0" t="0"/>
-            <wp:docPr descr="" title="" id="22" name="Picture"/>
-            <a:graphic>
-              <a:graphicData uri="http://schemas.openxmlformats.org/drawingml/2006/picture">
-                <pic:pic>
-                  <pic:nvPicPr>
-                    <pic:cNvPr descr="9c86dd8b005af9872f709ee20629ff94c3ac06682411d91ce1812ecb894df377.jpg" id="23" name="Picture"/>
-                    <pic:cNvPicPr>
-                      <a:picLocks noChangeArrowheads="1" noChangeAspect="1"/>
-                    </pic:cNvPicPr>
-                  </pic:nvPicPr>
-                  <pic:blipFill>
-                    <a:blip r:embed="rId21"/>
-                    <a:stretch>
-                      <a:fillRect/>
-                    </a:stretch>
-                  </pic:blipFill>
-                  <pic:spPr bwMode="auto">
-                    <a:xfrm>
-                      <a:off x="0" y="0"/>
-                      <a:ext cx="2667000" cy="2739325"/>
-                    </a:xfrm>
-                    <a:prstGeom prst="rect">
-                      <a:avLst/>
-                    </a:prstGeom>
-                    <a:noFill/>
-                    <a:ln w="9525">
-                      <a:noFill/>
-                      <a:headEnd/>
-                      <a:tailEnd/>
-                    </a:ln>
-                  </pic:spPr>
-                </pic:pic>
-              </a:graphicData>
-            </a:graphic>
-          </wp:inline>
-        </w:drawing>
-      </w:r>
-      <w:r>
-        <w:rPr>
-          <w:rFonts w:ascii="Times New Roman" w:hAnsi="Times New Roman" w:eastAsia="Times New Roman" w:cs="Times New Roman"/>
-        </w:rPr>
-        <w:t xml:space="preserve"> </w:t>
-      </w:r>
-      <w:r>
-        <w:rPr>
-          <w:rFonts w:ascii="Times New Roman" w:hAnsi="Times New Roman" w:eastAsia="Times New Roman" w:cs="Times New Roman"/>
-        </w:rPr>
-        <w:t xml:space="preserve">&gt; </w:t>
-      </w:r>
-      <w:r>
-        <w:rPr>
-          <w:rFonts w:hint="eastAsia" w:ascii="Times New Roman" w:hAnsi="Times New Roman" w:eastAsia="FangSong" w:cs="Times New Roman"/>
-        </w:rPr>
-        <w:t xml:space="preserve">图</w:t>
-      </w:r>
-      <w:r>
-        <w:rPr>
-          <w:rFonts w:ascii="Times New Roman" w:hAnsi="Times New Roman" w:eastAsia="Times New Roman" w:cs="Times New Roman"/>
-        </w:rPr>
-        <w:t xml:space="preserve"> </w:t>
-      </w:r>
-      <w:r>
-        <w:rPr>
-          <w:rFonts w:hint="eastAsia" w:ascii="Times New Roman" w:hAnsi="Times New Roman" w:eastAsia="Times New Roman" w:cs="Times New Roman"/>
-        </w:rPr>
-        <w:t xml:space="preserve">2-2：0.1</w:t>
-      </w:r>
-      <w:r>
-        <w:rPr>
-          <w:rFonts w:ascii="Times New Roman" w:hAnsi="Times New Roman" w:eastAsia="Times New Roman" w:cs="Times New Roman"/>
-        </w:rPr>
-        <w:t xml:space="preserve"> mol/L NaOH </w:t>
-      </w:r>
-      <w:r>
-        <w:rPr>
-          <w:rFonts w:hint="eastAsia" w:ascii="Times New Roman" w:hAnsi="Times New Roman" w:eastAsia="FangSong" w:cs="Times New Roman"/>
-        </w:rPr>
-        <w:t xml:space="preserve">滴定</w:t>
-      </w:r>
-      <w:r>
-        <w:rPr>
-          <w:rFonts w:ascii="Times New Roman" w:hAnsi="Times New Roman" w:eastAsia="Times New Roman" w:cs="Times New Roman"/>
-        </w:rPr>
-        <w:t xml:space="preserve"> 0.1 mol/L HCl </w:t>
-      </w:r>
-      <w:r>
-        <w:rPr>
-          <w:rFonts w:hint="eastAsia" w:ascii="Times New Roman" w:hAnsi="Times New Roman" w:eastAsia="FangSong" w:cs="Times New Roman"/>
-        </w:rPr>
-        <w:t>的滴定曲线</w:t>
-      </w:r>
-      <w:r>
-        <w:rPr>
-          <w:rFonts w:hint="eastAsia" w:ascii="Times New Roman" w:hAnsi="Times New Roman" w:eastAsia="Times New Roman" w:cs="Times New Roman"/>
-        </w:rPr>
-        <w:t>、</w:t>
-      </w:r>
-      <w:r>
-        <w:rPr>
-          <w:rFonts w:hint="eastAsia" w:ascii="Times New Roman" w:hAnsi="Times New Roman" w:eastAsia="FangSong" w:cs="Times New Roman"/>
-        </w:rPr>
-        <w:t>突跃范围及指示剂选择依据</w:t>
-      </w:r>
-    </w:p>
-    <w:p>
-      <w:pPr>
-        <w:pStyle w:val="BodyText"/>
+        <w:spacing w:before="120"/>
         <w:ind w:firstLine="420"/>
       </w:pPr>
       <w:r>
@@ -22257,6 +22369,7 @@
     <w:p>
       <w:pPr>
         <w:pStyle w:val="FirstParagraph"/>
+        <w:spacing w:after="80"/>
         <w:ind w:firstLine="420"/>
       </w:pPr>
       <w:r>
@@ -22786,130 +22899,184 @@
         <w:t>。</w:t>
       </w:r>
     </w:p>
-    <w:p>
-      <w:pPr>
-        <w:pStyle w:val="BodyText"/>
-        <w:spacing w:before="160" w:after="80"/>
+    <w:tbl>
+      <w:tblPr>
+        <w:tblStyle w:val="Table"/>
+        <w:tblW w:type="pct" w:w="5000"/>
+        <w:tblLayout w:type="fixed"/>
+        <w:tblLook w:firstRow="1" w:lastRow="0" w:firstColumn="0" w:lastColumn="0" w:noHBand="0" w:noVBand="0" w:val="0020"/>
         <w:jc w:val="center"/>
-      </w:pPr>
-      <w:r>
-        <w:rPr>
-          <w:rFonts w:ascii="Times New Roman" w:hAnsi="Times New Roman" w:eastAsia="Times New Roman" w:cs="Times New Roman"/>
-        </w:rPr>
-        <w:drawing>
-          <wp:inline>
-            <wp:extent cx="2667000" cy="2712883"/>
-            <wp:effectExtent b="0" l="0" r="0" t="0"/>
-            <wp:docPr descr="" title="" id="27" name="Picture"/>
-            <a:graphic>
-              <a:graphicData uri="http://schemas.openxmlformats.org/drawingml/2006/picture">
-                <pic:pic>
-                  <pic:nvPicPr>
-                    <pic:cNvPr descr="8f91a714c9b63e17f4a6ba0a342b673bf8ff389f840151597bece6ac53f6dabd.jpg" id="28" name="Picture"/>
-                    <pic:cNvPicPr>
-                      <a:picLocks noChangeArrowheads="1" noChangeAspect="1"/>
-                    </pic:cNvPicPr>
-                  </pic:nvPicPr>
-                  <pic:blipFill>
-                    <a:blip r:embed="rId26"/>
-                    <a:stretch>
-                      <a:fillRect/>
-                    </a:stretch>
-                  </pic:blipFill>
-                  <pic:spPr bwMode="auto">
-                    <a:xfrm>
-                      <a:off x="0" y="0"/>
-                      <a:ext cx="2667000" cy="2712883"/>
-                    </a:xfrm>
-                    <a:prstGeom prst="rect">
-                      <a:avLst/>
-                    </a:prstGeom>
-                    <a:noFill/>
-                    <a:ln w="9525">
-                      <a:noFill/>
-                      <a:headEnd/>
-                      <a:tailEnd/>
-                    </a:ln>
-                  </pic:spPr>
-                </pic:pic>
-              </a:graphicData>
-            </a:graphic>
-          </wp:inline>
-        </w:drawing>
-      </w:r>
-      <w:r>
-        <w:rPr>
-          <w:rFonts w:ascii="Times New Roman" w:hAnsi="Times New Roman" w:eastAsia="Times New Roman" w:cs="Times New Roman"/>
-        </w:rPr>
-        <w:t xml:space="preserve"> </w:t>
-      </w:r>
-      <w:r>
-        <w:rPr>
-          <w:rFonts w:ascii="Times New Roman" w:hAnsi="Times New Roman" w:eastAsia="Times New Roman" w:cs="Times New Roman"/>
-        </w:rPr>
-        <w:t xml:space="preserve">&gt; </w:t>
-      </w:r>
-      <w:r>
-        <w:rPr>
-          <w:rFonts w:hint="eastAsia" w:ascii="Times New Roman" w:hAnsi="Times New Roman" w:eastAsia="FangSong" w:cs="Times New Roman"/>
-        </w:rPr>
-        <w:t xml:space="preserve">图</w:t>
-      </w:r>
-      <w:r>
-        <w:rPr>
-          <w:rFonts w:ascii="Times New Roman" w:hAnsi="Times New Roman" w:eastAsia="Times New Roman" w:cs="Times New Roman"/>
-        </w:rPr>
-        <w:t xml:space="preserve"> </w:t>
-      </w:r>
-      <w:r>
-        <w:rPr>
-          <w:rFonts w:hint="eastAsia" w:ascii="Times New Roman" w:hAnsi="Times New Roman" w:eastAsia="Times New Roman" w:cs="Times New Roman"/>
-        </w:rPr>
-        <w:t>2-3：</w:t>
-      </w:r>
-      <w:r>
-        <w:rPr>
-          <w:rFonts w:hint="eastAsia" w:ascii="Times New Roman" w:hAnsi="Times New Roman" w:eastAsia="FangSong" w:cs="Times New Roman"/>
-        </w:rPr>
-        <w:t>强酸滴定强碱与弱碱</w:t>
-      </w:r>
-      <w:r>
-        <w:rPr>
-          <w:rFonts w:ascii="Times New Roman" w:hAnsi="Times New Roman" w:eastAsia="Times New Roman" w:cs="Times New Roman"/>
-        </w:rPr>
-        <w:t xml:space="preserve"> pH </w:t>
-      </w:r>
-      <w:r>
-        <w:rPr>
-          <w:rFonts w:hint="eastAsia" w:ascii="Times New Roman" w:hAnsi="Times New Roman" w:eastAsia="FangSong" w:cs="Times New Roman"/>
-        </w:rPr>
-        <w:t>滴定曲线突跃范围与酚酞</w:t>
-      </w:r>
-      <w:r>
-        <w:rPr>
-          <w:rFonts w:hint="eastAsia" w:ascii="Times New Roman" w:hAnsi="Times New Roman" w:eastAsia="Times New Roman" w:cs="Times New Roman"/>
-        </w:rPr>
-        <w:t>、</w:t>
-      </w:r>
-      <w:r>
-        <w:rPr>
-          <w:rFonts w:hint="eastAsia" w:ascii="Times New Roman" w:hAnsi="Times New Roman" w:eastAsia="FangSong" w:cs="Times New Roman"/>
-        </w:rPr>
-        <w:t>甲基红</w:t>
-      </w:r>
-      <w:r>
-        <w:rPr>
-          <w:rFonts w:hint="eastAsia" w:ascii="Times New Roman" w:hAnsi="Times New Roman" w:eastAsia="Times New Roman" w:cs="Times New Roman"/>
-        </w:rPr>
-        <w:t>、</w:t>
-      </w:r>
-      <w:r>
-        <w:rPr>
-          <w:rFonts w:hint="eastAsia" w:ascii="Times New Roman" w:hAnsi="Times New Roman" w:eastAsia="FangSong" w:cs="Times New Roman"/>
-        </w:rPr>
-        <w:t>甲基橙指示剂选择对比图</w:t>
-      </w:r>
-    </w:p>
+        <w:tblBorders>
+          <w:top w:val="single" w:sz="12" w:space="0" w:color="333333"/>
+          <w:bottom w:val="single" w:sz="12" w:space="0" w:color="333333"/>
+          <w:left w:val="none"/>
+          <w:right w:val="none"/>
+          <w:insideH w:val="none"/>
+          <w:insideV w:val="none"/>
+        </w:tblBorders>
+      </w:tblPr>
+      <w:tblGrid>
+        <w:gridCol w:w="7920"/>
+      </w:tblGrid>
+      <w:tr>
+        <w:trPr>
+          <w:tblHeader w:val="on"/>
+        </w:trPr>
+        <w:tc>
+          <w:tcPr>
+            <w:tcBorders>
+              <w:bottom w:val="single" w:sz="6" w:space="0" w:color="333333"/>
+            </w:tcBorders>
+          </w:tcPr>
+          <w:p>
+            <w:pPr>
+              <w:pStyle w:val="Compact"/>
+              <w:jc w:val="center"/>
+            </w:pPr>
+            <w:r>
+              <w:rPr>
+                <w:rFonts w:hint="eastAsia" w:ascii="Times New Roman" w:hAnsi="Times New Roman" w:eastAsia="SimHei" w:cs="Times New Roman"/>
+                <w:b/>
+              </w:rPr>
+              <w:t xml:space="preserve">强酸滴定强碱</w:t>
+            </w:r>
+          </w:p>
+        </w:tc>
+      </w:tr>
+      <w:tr>
+        <w:tc>
+          <w:tcPr/>
+          <w:p>
+            <w:pPr>
+              <w:pStyle w:val="Compact"/>
+              <w:jc w:val="center"/>
+            </w:pPr>
+            <w:r>
+              <w:rPr>
+                <w:rFonts w:ascii="Times New Roman" w:hAnsi="Times New Roman" w:eastAsia="Times New Roman" w:cs="Times New Roman"/>
+              </w:rPr>
+              <w:drawing>
+                <wp:inline>
+                  <wp:extent cx="2667000" cy="2712883"/>
+                  <wp:effectExtent b="0" l="0" r="0" t="0"/>
+                  <wp:docPr descr="" title="" id="27" name="Picture"/>
+                  <a:graphic>
+                    <a:graphicData uri="http://schemas.openxmlformats.org/drawingml/2006/picture">
+                      <pic:pic>
+                        <pic:nvPicPr>
+                          <pic:cNvPr descr="8f91a714c9b63e17f4a6ba0a342b673bf8ff389f840151597bece6ac53f6dabd.jpg" id="28" name="Picture"/>
+                          <pic:cNvPicPr>
+                            <a:picLocks noChangeArrowheads="1" noChangeAspect="1"/>
+                          </pic:cNvPicPr>
+                        </pic:nvPicPr>
+                        <pic:blipFill>
+                          <a:blip r:embed="rId26"/>
+                          <a:stretch>
+                            <a:fillRect/>
+                          </a:stretch>
+                        </pic:blipFill>
+                        <pic:spPr bwMode="auto">
+                          <a:xfrm>
+                            <a:off x="0" y="0"/>
+                            <a:ext cx="2667000" cy="2712883"/>
+                          </a:xfrm>
+                          <a:prstGeom prst="rect">
+                            <a:avLst/>
+                          </a:prstGeom>
+                          <a:noFill/>
+                          <a:ln w="9525">
+                            <a:noFill/>
+                            <a:headEnd/>
+                            <a:tailEnd/>
+                          </a:ln>
+                        </pic:spPr>
+                      </pic:pic>
+                    </a:graphicData>
+                  </a:graphic>
+                </wp:inline>
+              </w:drawing>
+            </w:r>
+          </w:p>
+        </w:tc>
+      </w:tr>
+      <w:tr>
+        <w:tc>
+          <w:tcPr/>
+          <w:p>
+            <w:pPr>
+              <w:pStyle w:val="Compact"/>
+              <w:jc w:val="center"/>
+            </w:pPr>
+            <w:r>
+              <w:rPr>
+                <w:rFonts w:ascii="Times New Roman" w:hAnsi="Times New Roman" w:eastAsia="Times New Roman" w:cs="Times New Roman"/>
+              </w:rPr>
+              <w:t xml:space="preserve">&gt; </w:t>
+            </w:r>
+            <w:r>
+              <w:rPr>
+                <w:rFonts w:hint="eastAsia" w:ascii="Times New Roman" w:hAnsi="Times New Roman" w:eastAsia="FangSong" w:cs="Times New Roman"/>
+              </w:rPr>
+              <w:t xml:space="preserve">图</w:t>
+            </w:r>
+            <w:r>
+              <w:rPr>
+                <w:rFonts w:ascii="Times New Roman" w:hAnsi="Times New Roman" w:eastAsia="Times New Roman" w:cs="Times New Roman"/>
+              </w:rPr>
+              <w:t xml:space="preserve"> </w:t>
+            </w:r>
+            <w:r>
+              <w:rPr>
+                <w:rFonts w:hint="eastAsia" w:ascii="Times New Roman" w:hAnsi="Times New Roman" w:eastAsia="Times New Roman" w:cs="Times New Roman"/>
+              </w:rPr>
+              <w:t>2-3：</w:t>
+            </w:r>
+            <w:r>
+              <w:rPr>
+                <w:rFonts w:hint="eastAsia" w:ascii="Times New Roman" w:hAnsi="Times New Roman" w:eastAsia="FangSong" w:cs="Times New Roman"/>
+              </w:rPr>
+              <w:t>强酸滴定强碱与弱碱</w:t>
+            </w:r>
+            <w:r>
+              <w:rPr>
+                <w:rFonts w:ascii="Times New Roman" w:hAnsi="Times New Roman" w:eastAsia="Times New Roman" w:cs="Times New Roman"/>
+              </w:rPr>
+              <w:t xml:space="preserve"> pH </w:t>
+            </w:r>
+            <w:r>
+              <w:rPr>
+                <w:rFonts w:hint="eastAsia" w:ascii="Times New Roman" w:hAnsi="Times New Roman" w:eastAsia="FangSong" w:cs="Times New Roman"/>
+              </w:rPr>
+              <w:t>滴定曲线突跃范围与酚酞</w:t>
+            </w:r>
+            <w:r>
+              <w:rPr>
+                <w:rFonts w:hint="eastAsia" w:ascii="Times New Roman" w:hAnsi="Times New Roman" w:eastAsia="Times New Roman" w:cs="Times New Roman"/>
+              </w:rPr>
+              <w:t>、</w:t>
+            </w:r>
+            <w:r>
+              <w:rPr>
+                <w:rFonts w:hint="eastAsia" w:ascii="Times New Roman" w:hAnsi="Times New Roman" w:eastAsia="FangSong" w:cs="Times New Roman"/>
+              </w:rPr>
+              <w:t>甲基红</w:t>
+            </w:r>
+            <w:r>
+              <w:rPr>
+                <w:rFonts w:hint="eastAsia" w:ascii="Times New Roman" w:hAnsi="Times New Roman" w:eastAsia="Times New Roman" w:cs="Times New Roman"/>
+              </w:rPr>
+              <w:t>、</w:t>
+            </w:r>
+            <w:r>
+              <w:rPr>
+                <w:rFonts w:hint="eastAsia" w:ascii="Times New Roman" w:hAnsi="Times New Roman" w:eastAsia="FangSong" w:cs="Times New Roman"/>
+              </w:rPr>
+              <w:t>甲基橙指示剂选择对比图</w:t>
+            </w:r>
+          </w:p>
+        </w:tc>
+      </w:tr>
+    </w:tbl>
     <w:bookmarkEnd w:id="29"/>
     <w:bookmarkStart w:id="30" w:name="一元弱酸弱碱准确滴定判据c-k_a-ge-10-8"/>
     <w:p>
@@ -30618,6 +30785,7 @@
     <w:p>
       <w:pPr>
         <w:pStyle w:val="FirstParagraph"/>
+        <w:spacing w:after="80"/>
         <w:ind w:firstLine="420"/>
       </w:pPr>
       <w:r>
@@ -31253,106 +31421,167 @@
         <w:t>。</w:t>
       </w:r>
     </w:p>
-    <w:p>
-      <w:pPr>
-        <w:pStyle w:val="BodyText"/>
-        <w:spacing w:before="160" w:after="80"/>
+    <w:tbl>
+      <w:tblPr>
+        <w:tblStyle w:val="Table"/>
+        <w:tblW w:type="pct" w:w="5000"/>
+        <w:tblLayout w:type="fixed"/>
+        <w:tblLook w:firstRow="1" w:lastRow="0" w:firstColumn="0" w:lastColumn="0" w:noHBand="0" w:noVBand="0" w:val="0020"/>
         <w:jc w:val="center"/>
-      </w:pPr>
-      <w:r>
-        <w:rPr>
-          <w:rFonts w:ascii="Times New Roman" w:hAnsi="Times New Roman" w:eastAsia="Times New Roman" w:cs="Times New Roman"/>
-        </w:rPr>
-        <w:drawing>
-          <wp:inline>
-            <wp:extent cx="2667000" cy="2417917"/>
-            <wp:effectExtent b="0" l="0" r="0" t="0"/>
-            <wp:docPr descr="" title="" id="35" name="Picture"/>
-            <a:graphic>
-              <a:graphicData uri="http://schemas.openxmlformats.org/drawingml/2006/picture">
-                <pic:pic>
-                  <pic:nvPicPr>
-                    <pic:cNvPr descr="1e585f41f201133af2c90e41a1cb9ce162961986f5910a340b0b436cea023b10.jpg" id="36" name="Picture"/>
-                    <pic:cNvPicPr>
-                      <a:picLocks noChangeArrowheads="1" noChangeAspect="1"/>
-                    </pic:cNvPicPr>
-                  </pic:nvPicPr>
-                  <pic:blipFill>
-                    <a:blip r:embed="rId34"/>
-                    <a:stretch>
-                      <a:fillRect/>
-                    </a:stretch>
-                  </pic:blipFill>
-                  <pic:spPr bwMode="auto">
-                    <a:xfrm>
-                      <a:off x="0" y="0"/>
-                      <a:ext cx="2667000" cy="2417917"/>
-                    </a:xfrm>
-                    <a:prstGeom prst="rect">
-                      <a:avLst/>
-                    </a:prstGeom>
-                    <a:noFill/>
-                    <a:ln w="9525">
-                      <a:noFill/>
-                      <a:headEnd/>
-                      <a:tailEnd/>
-                    </a:ln>
-                  </pic:spPr>
-                </pic:pic>
-              </a:graphicData>
-            </a:graphic>
-          </wp:inline>
-        </w:drawing>
-      </w:r>
-      <w:r>
-        <w:rPr>
-          <w:rFonts w:ascii="Times New Roman" w:hAnsi="Times New Roman" w:eastAsia="Times New Roman" w:cs="Times New Roman"/>
-        </w:rPr>
-        <w:t xml:space="preserve"> </w:t>
-      </w:r>
-      <w:r>
-        <w:rPr>
-          <w:rFonts w:ascii="Times New Roman" w:hAnsi="Times New Roman" w:eastAsia="Times New Roman" w:cs="Times New Roman"/>
-        </w:rPr>
-        <w:t xml:space="preserve">&gt; </w:t>
-      </w:r>
-      <w:r>
-        <w:rPr>
-          <w:rFonts w:hint="eastAsia" w:ascii="Times New Roman" w:hAnsi="Times New Roman" w:eastAsia="FangSong" w:cs="Times New Roman"/>
-        </w:rPr>
-        <w:t xml:space="preserve">图</w:t>
-      </w:r>
-      <w:r>
-        <w:rPr>
-          <w:rFonts w:ascii="Times New Roman" w:hAnsi="Times New Roman" w:eastAsia="Times New Roman" w:cs="Times New Roman"/>
-        </w:rPr>
-        <w:t xml:space="preserve"> </w:t>
-      </w:r>
-      <w:r>
-        <w:rPr>
-          <w:rFonts w:hint="eastAsia" w:ascii="Times New Roman" w:hAnsi="Times New Roman" w:eastAsia="Times New Roman" w:cs="Times New Roman"/>
-        </w:rPr>
-        <w:t>2-4：</w:t>
-      </w:r>
-      <w:r>
-        <w:rPr>
-          <w:rFonts w:hint="eastAsia" w:ascii="Times New Roman" w:hAnsi="Times New Roman" w:eastAsia="FangSong" w:cs="Times New Roman"/>
-        </w:rPr>
-        <w:t>三元酸磷酸用</w:t>
-      </w:r>
-      <w:r>
-        <w:rPr>
-          <w:rFonts w:ascii="Times New Roman" w:hAnsi="Times New Roman" w:eastAsia="Times New Roman" w:cs="Times New Roman"/>
-        </w:rPr>
-        <w:t xml:space="preserve"> NaOH </w:t>
-      </w:r>
-      <w:r>
-        <w:rPr>
-          <w:rFonts w:hint="eastAsia" w:ascii="Times New Roman" w:hAnsi="Times New Roman" w:eastAsia="FangSong" w:cs="Times New Roman"/>
-        </w:rPr>
-        <w:t xml:space="preserve">滴定的分步滴定曲线图与各化学计量点</w:t>
-      </w:r>
-    </w:p>
+        <w:tblBorders>
+          <w:top w:val="single" w:sz="12" w:space="0" w:color="333333"/>
+          <w:bottom w:val="single" w:sz="12" w:space="0" w:color="333333"/>
+          <w:left w:val="none"/>
+          <w:right w:val="none"/>
+          <w:insideH w:val="none"/>
+          <w:insideV w:val="none"/>
+        </w:tblBorders>
+      </w:tblPr>
+      <w:tblGrid>
+        <w:gridCol w:w="7920"/>
+      </w:tblGrid>
+      <w:tr>
+        <w:trPr>
+          <w:tblHeader w:val="on"/>
+        </w:trPr>
+        <w:tc>
+          <w:tcPr>
+            <w:tcBorders>
+              <w:bottom w:val="single" w:sz="6" w:space="0" w:color="333333"/>
+            </w:tcBorders>
+          </w:tcPr>
+          <w:p>
+            <w:pPr>
+              <w:pStyle w:val="Compact"/>
+              <w:jc w:val="center"/>
+            </w:pPr>
+            <w:r>
+              <w:rPr>
+                <w:rFonts w:hint="eastAsia" w:ascii="Times New Roman" w:hAnsi="Times New Roman" w:eastAsia="SimHei" w:cs="Times New Roman"/>
+                <w:b/>
+              </w:rPr>
+              <w:t xml:space="preserve">三元酸磷酸用</w:t>
+            </w:r>
+            <w:r>
+              <w:rPr>
+                <w:rFonts w:ascii="Times New Roman" w:hAnsi="Times New Roman" w:eastAsia="Times New Roman" w:cs="Times New Roman"/>
+                <w:b/>
+              </w:rPr>
+              <w:t xml:space="preserve"> NaOH</w:t>
+            </w:r>
+          </w:p>
+        </w:tc>
+      </w:tr>
+      <w:tr>
+        <w:tc>
+          <w:tcPr/>
+          <w:p>
+            <w:pPr>
+              <w:pStyle w:val="Compact"/>
+              <w:jc w:val="center"/>
+            </w:pPr>
+            <w:r>
+              <w:rPr>
+                <w:rFonts w:ascii="Times New Roman" w:hAnsi="Times New Roman" w:eastAsia="Times New Roman" w:cs="Times New Roman"/>
+              </w:rPr>
+              <w:drawing>
+                <wp:inline>
+                  <wp:extent cx="2667000" cy="2417917"/>
+                  <wp:effectExtent b="0" l="0" r="0" t="0"/>
+                  <wp:docPr descr="" title="" id="35" name="Picture"/>
+                  <a:graphic>
+                    <a:graphicData uri="http://schemas.openxmlformats.org/drawingml/2006/picture">
+                      <pic:pic>
+                        <pic:nvPicPr>
+                          <pic:cNvPr descr="1e585f41f201133af2c90e41a1cb9ce162961986f5910a340b0b436cea023b10.jpg" id="36" name="Picture"/>
+                          <pic:cNvPicPr>
+                            <a:picLocks noChangeArrowheads="1" noChangeAspect="1"/>
+                          </pic:cNvPicPr>
+                        </pic:nvPicPr>
+                        <pic:blipFill>
+                          <a:blip r:embed="rId34"/>
+                          <a:stretch>
+                            <a:fillRect/>
+                          </a:stretch>
+                        </pic:blipFill>
+                        <pic:spPr bwMode="auto">
+                          <a:xfrm>
+                            <a:off x="0" y="0"/>
+                            <a:ext cx="2667000" cy="2417917"/>
+                          </a:xfrm>
+                          <a:prstGeom prst="rect">
+                            <a:avLst/>
+                          </a:prstGeom>
+                          <a:noFill/>
+                          <a:ln w="9525">
+                            <a:noFill/>
+                            <a:headEnd/>
+                            <a:tailEnd/>
+                          </a:ln>
+                        </pic:spPr>
+                      </pic:pic>
+                    </a:graphicData>
+                  </a:graphic>
+                </wp:inline>
+              </w:drawing>
+            </w:r>
+          </w:p>
+        </w:tc>
+      </w:tr>
+      <w:tr>
+        <w:tc>
+          <w:tcPr/>
+          <w:p>
+            <w:pPr>
+              <w:pStyle w:val="Compact"/>
+              <w:jc w:val="center"/>
+            </w:pPr>
+            <w:r>
+              <w:rPr>
+                <w:rFonts w:ascii="Times New Roman" w:hAnsi="Times New Roman" w:eastAsia="Times New Roman" w:cs="Times New Roman"/>
+              </w:rPr>
+              <w:t xml:space="preserve">&gt; </w:t>
+            </w:r>
+            <w:r>
+              <w:rPr>
+                <w:rFonts w:hint="eastAsia" w:ascii="Times New Roman" w:hAnsi="Times New Roman" w:eastAsia="FangSong" w:cs="Times New Roman"/>
+              </w:rPr>
+              <w:t xml:space="preserve">图</w:t>
+            </w:r>
+            <w:r>
+              <w:rPr>
+                <w:rFonts w:ascii="Times New Roman" w:hAnsi="Times New Roman" w:eastAsia="Times New Roman" w:cs="Times New Roman"/>
+              </w:rPr>
+              <w:t xml:space="preserve"> </w:t>
+            </w:r>
+            <w:r>
+              <w:rPr>
+                <w:rFonts w:hint="eastAsia" w:ascii="Times New Roman" w:hAnsi="Times New Roman" w:eastAsia="Times New Roman" w:cs="Times New Roman"/>
+              </w:rPr>
+              <w:t>2-4：</w:t>
+            </w:r>
+            <w:r>
+              <w:rPr>
+                <w:rFonts w:hint="eastAsia" w:ascii="Times New Roman" w:hAnsi="Times New Roman" w:eastAsia="FangSong" w:cs="Times New Roman"/>
+              </w:rPr>
+              <w:t>三元酸磷酸用</w:t>
+            </w:r>
+            <w:r>
+              <w:rPr>
+                <w:rFonts w:ascii="Times New Roman" w:hAnsi="Times New Roman" w:eastAsia="Times New Roman" w:cs="Times New Roman"/>
+              </w:rPr>
+              <w:t xml:space="preserve"> NaOH </w:t>
+            </w:r>
+            <w:r>
+              <w:rPr>
+                <w:rFonts w:hint="eastAsia" w:ascii="Times New Roman" w:hAnsi="Times New Roman" w:eastAsia="FangSong" w:cs="Times New Roman"/>
+              </w:rPr>
+              <w:t xml:space="preserve">滴定的分步滴定曲线图与各化学计量点</w:t>
+            </w:r>
+          </w:p>
+        </w:tc>
+      </w:tr>
+    </w:tbl>
     <w:bookmarkEnd w:id="37"/>
     <w:bookmarkEnd w:id="38"/>
     <w:bookmarkStart w:id="46" w:name="强化滴定与混合碱分析"/>
@@ -33713,7 +33942,7 @@
     <w:p>
       <w:pPr>
         <w:pStyle w:val="Heading3"/>
-        <w:spacing w:before="280" w:after="120"/>
+        <w:spacing w:after="120" w:before="280"/>
       </w:pPr>
       <w:r>
         <w:rPr>
@@ -33752,139 +33981,194 @@
         <w:t>甲醛强化法</w:t>
       </w:r>
     </w:p>
-    <w:p>
-      <w:pPr>
-        <w:pStyle w:val="FirstParagraph"/>
-        <w:spacing w:before="160" w:after="80"/>
+    <w:tbl>
+      <w:tblPr>
+        <w:tblStyle w:val="Table"/>
+        <w:tblW w:type="pct" w:w="5000"/>
+        <w:tblLayout w:type="fixed"/>
+        <w:tblLook w:firstRow="1" w:lastRow="0" w:firstColumn="0" w:lastColumn="0" w:noHBand="0" w:noVBand="0" w:val="0020"/>
         <w:jc w:val="center"/>
-      </w:pPr>
-      <w:r>
-        <w:rPr>
-          <w:rFonts w:ascii="Times New Roman" w:hAnsi="Times New Roman" w:eastAsia="Times New Roman" w:cs="Times New Roman"/>
-        </w:rPr>
-        <w:drawing>
-          <wp:inline>
-            <wp:extent cx="2667000" cy="901758"/>
-            <wp:effectExtent b="0" l="0" r="0" t="0"/>
-            <wp:docPr descr="" title="" id="41" name="Picture"/>
-            <a:graphic>
-              <a:graphicData uri="http://schemas.openxmlformats.org/drawingml/2006/picture">
-                <pic:pic>
-                  <pic:nvPicPr>
-                    <pic:cNvPr descr="676bb561e39992c5379e1852784a7a6fafc49b5290c2b6467f652d8dfd7ac69d.jpg" id="42" name="Picture"/>
-                    <pic:cNvPicPr>
-                      <a:picLocks noChangeArrowheads="1" noChangeAspect="1"/>
-                    </pic:cNvPicPr>
-                  </pic:nvPicPr>
-                  <pic:blipFill>
-                    <a:blip r:embed="rId40"/>
-                    <a:stretch>
-                      <a:fillRect/>
-                    </a:stretch>
-                  </pic:blipFill>
-                  <pic:spPr bwMode="auto">
-                    <a:xfrm>
-                      <a:off x="0" y="0"/>
-                      <a:ext cx="2667000" cy="901758"/>
-                    </a:xfrm>
-                    <a:prstGeom prst="rect">
-                      <a:avLst/>
-                    </a:prstGeom>
-                    <a:noFill/>
-                    <a:ln w="9525">
-                      <a:noFill/>
-                      <a:headEnd/>
-                      <a:tailEnd/>
-                    </a:ln>
-                  </pic:spPr>
-                </pic:pic>
-              </a:graphicData>
-            </a:graphic>
-          </wp:inline>
-        </w:drawing>
-      </w:r>
-      <w:r>
-        <w:rPr>
-          <w:rFonts w:ascii="Times New Roman" w:hAnsi="Times New Roman" w:eastAsia="Times New Roman" w:cs="Times New Roman"/>
-        </w:rPr>
-        <w:t xml:space="preserve"> </w:t>
-      </w:r>
-      <w:r>
-        <w:rPr>
-          <w:rFonts w:ascii="Times New Roman" w:hAnsi="Times New Roman" w:eastAsia="Times New Roman" w:cs="Times New Roman"/>
-        </w:rPr>
-        <w:t xml:space="preserve">&gt; </w:t>
-      </w:r>
-      <w:r>
-        <w:rPr>
-          <w:rFonts w:hint="eastAsia" w:ascii="Times New Roman" w:hAnsi="Times New Roman" w:eastAsia="FangSong" w:cs="Times New Roman"/>
-        </w:rPr>
-        <w:t xml:space="preserve">图</w:t>
-      </w:r>
-      <w:r>
-        <w:rPr>
-          <w:rFonts w:ascii="Times New Roman" w:hAnsi="Times New Roman" w:eastAsia="Times New Roman" w:cs="Times New Roman"/>
-        </w:rPr>
-        <w:t xml:space="preserve"> </w:t>
-      </w:r>
-      <w:r>
-        <w:rPr>
-          <w:rFonts w:hint="eastAsia" w:ascii="Times New Roman" w:hAnsi="Times New Roman" w:eastAsia="Times New Roman" w:cs="Times New Roman"/>
-        </w:rPr>
-        <w:t>2-5：</w:t>
-      </w:r>
-      <w:r>
-        <w:rPr>
-          <w:rFonts w:hint="eastAsia" w:ascii="Times New Roman" w:hAnsi="Times New Roman" w:eastAsia="FangSong" w:cs="Times New Roman"/>
-        </w:rPr>
-        <w:t>甲醛与氨基酸两性离子反应释放质子机理</w:t>
-      </w:r>
-      <w:r>
-        <w:rPr>
-          <w:rFonts w:hint="eastAsia" w:ascii="Times New Roman" w:hAnsi="Times New Roman" w:eastAsia="Times New Roman" w:cs="Times New Roman"/>
-        </w:rPr>
-        <w:t>（</w:t>
-      </w:r>
-      <w:r>
-        <w:rPr>
-          <w:rFonts w:hint="eastAsia" w:ascii="Times New Roman" w:hAnsi="Times New Roman" w:eastAsia="FangSong" w:cs="Times New Roman"/>
-        </w:rPr>
-        <w:t>单羟甲基</w:t>
-      </w:r>
-      <w:r>
-        <w:rPr>
-          <w:rFonts w:hint="eastAsia" w:ascii="Times New Roman" w:hAnsi="Times New Roman" w:eastAsia="Times New Roman" w:cs="Times New Roman"/>
-        </w:rPr>
-        <w:t>、</w:t>
-      </w:r>
-      <w:r>
-        <w:rPr>
-          <w:rFonts w:hint="eastAsia" w:ascii="Times New Roman" w:hAnsi="Times New Roman" w:eastAsia="FangSong" w:cs="Times New Roman"/>
-        </w:rPr>
-        <w:t>二羟甲基</w:t>
-      </w:r>
-      <w:r>
-        <w:rPr>
-          <w:rFonts w:hint="eastAsia" w:ascii="Times New Roman" w:hAnsi="Times New Roman" w:eastAsia="Times New Roman" w:cs="Times New Roman"/>
-        </w:rPr>
-        <w:t>、</w:t>
-      </w:r>
-      <w:r>
-        <w:rPr>
-          <w:rFonts w:hint="eastAsia" w:ascii="Times New Roman" w:hAnsi="Times New Roman" w:eastAsia="FangSong" w:cs="Times New Roman"/>
-        </w:rPr>
-        <w:t>亚胺及六元环结构</w:t>
-      </w:r>
-      <w:r>
-        <w:rPr>
-          <w:rFonts w:hint="eastAsia" w:ascii="Times New Roman" w:hAnsi="Times New Roman" w:eastAsia="Times New Roman" w:cs="Times New Roman"/>
-        </w:rPr>
-        <w:t>）</w:t>
-      </w:r>
-    </w:p>
+        <w:tblBorders>
+          <w:top w:val="single" w:sz="12" w:space="0" w:color="333333"/>
+          <w:bottom w:val="single" w:sz="12" w:space="0" w:color="333333"/>
+          <w:left w:val="none"/>
+          <w:right w:val="none"/>
+          <w:insideH w:val="none"/>
+          <w:insideV w:val="none"/>
+        </w:tblBorders>
+      </w:tblPr>
+      <w:tblGrid>
+        <w:gridCol w:w="7920"/>
+      </w:tblGrid>
+      <w:tr>
+        <w:trPr>
+          <w:tblHeader w:val="on"/>
+        </w:trPr>
+        <w:tc>
+          <w:tcPr>
+            <w:tcBorders>
+              <w:bottom w:val="single" w:sz="6" w:space="0" w:color="333333"/>
+            </w:tcBorders>
+          </w:tcPr>
+          <w:p>
+            <w:pPr>
+              <w:pStyle w:val="Compact"/>
+              <w:jc w:val="center"/>
+            </w:pPr>
+            <w:r>
+              <w:rPr>
+                <w:rFonts w:hint="eastAsia" w:ascii="Times New Roman" w:hAnsi="Times New Roman" w:eastAsia="SimHei" w:cs="Times New Roman"/>
+                <w:b/>
+              </w:rPr>
+              <w:t xml:space="preserve">甲醛与氨基酸两性离子反应</w:t>
+            </w:r>
+          </w:p>
+        </w:tc>
+      </w:tr>
+      <w:tr>
+        <w:tc>
+          <w:tcPr/>
+          <w:p>
+            <w:pPr>
+              <w:pStyle w:val="Compact"/>
+              <w:jc w:val="center"/>
+            </w:pPr>
+            <w:r>
+              <w:rPr>
+                <w:rFonts w:ascii="Times New Roman" w:hAnsi="Times New Roman" w:eastAsia="Times New Roman" w:cs="Times New Roman"/>
+              </w:rPr>
+              <w:drawing>
+                <wp:inline>
+                  <wp:extent cx="2667000" cy="901758"/>
+                  <wp:effectExtent b="0" l="0" r="0" t="0"/>
+                  <wp:docPr descr="" title="" id="41" name="Picture"/>
+                  <a:graphic>
+                    <a:graphicData uri="http://schemas.openxmlformats.org/drawingml/2006/picture">
+                      <pic:pic>
+                        <pic:nvPicPr>
+                          <pic:cNvPr descr="676bb561e39992c5379e1852784a7a6fafc49b5290c2b6467f652d8dfd7ac69d.jpg" id="42" name="Picture"/>
+                          <pic:cNvPicPr>
+                            <a:picLocks noChangeArrowheads="1" noChangeAspect="1"/>
+                          </pic:cNvPicPr>
+                        </pic:nvPicPr>
+                        <pic:blipFill>
+                          <a:blip r:embed="rId40"/>
+                          <a:stretch>
+                            <a:fillRect/>
+                          </a:stretch>
+                        </pic:blipFill>
+                        <pic:spPr bwMode="auto">
+                          <a:xfrm>
+                            <a:off x="0" y="0"/>
+                            <a:ext cx="2667000" cy="901758"/>
+                          </a:xfrm>
+                          <a:prstGeom prst="rect">
+                            <a:avLst/>
+                          </a:prstGeom>
+                          <a:noFill/>
+                          <a:ln w="9525">
+                            <a:noFill/>
+                            <a:headEnd/>
+                            <a:tailEnd/>
+                          </a:ln>
+                        </pic:spPr>
+                      </pic:pic>
+                    </a:graphicData>
+                  </a:graphic>
+                </wp:inline>
+              </w:drawing>
+            </w:r>
+          </w:p>
+        </w:tc>
+      </w:tr>
+      <w:tr>
+        <w:tc>
+          <w:tcPr/>
+          <w:p>
+            <w:pPr>
+              <w:pStyle w:val="Compact"/>
+              <w:jc w:val="center"/>
+            </w:pPr>
+            <w:r>
+              <w:rPr>
+                <w:rFonts w:ascii="Times New Roman" w:hAnsi="Times New Roman" w:eastAsia="Times New Roman" w:cs="Times New Roman"/>
+              </w:rPr>
+              <w:t xml:space="preserve">&gt; </w:t>
+            </w:r>
+            <w:r>
+              <w:rPr>
+                <w:rFonts w:hint="eastAsia" w:ascii="Times New Roman" w:hAnsi="Times New Roman" w:eastAsia="FangSong" w:cs="Times New Roman"/>
+              </w:rPr>
+              <w:t xml:space="preserve">图</w:t>
+            </w:r>
+            <w:r>
+              <w:rPr>
+                <w:rFonts w:ascii="Times New Roman" w:hAnsi="Times New Roman" w:eastAsia="Times New Roman" w:cs="Times New Roman"/>
+              </w:rPr>
+              <w:t xml:space="preserve"> </w:t>
+            </w:r>
+            <w:r>
+              <w:rPr>
+                <w:rFonts w:hint="eastAsia" w:ascii="Times New Roman" w:hAnsi="Times New Roman" w:eastAsia="Times New Roman" w:cs="Times New Roman"/>
+              </w:rPr>
+              <w:t>2-5：</w:t>
+            </w:r>
+            <w:r>
+              <w:rPr>
+                <w:rFonts w:hint="eastAsia" w:ascii="Times New Roman" w:hAnsi="Times New Roman" w:eastAsia="FangSong" w:cs="Times New Roman"/>
+              </w:rPr>
+              <w:t>甲醛与氨基酸两性离子反应释放质子机理</w:t>
+            </w:r>
+            <w:r>
+              <w:rPr>
+                <w:rFonts w:hint="eastAsia" w:ascii="Times New Roman" w:hAnsi="Times New Roman" w:eastAsia="Times New Roman" w:cs="Times New Roman"/>
+              </w:rPr>
+              <w:t>（</w:t>
+            </w:r>
+            <w:r>
+              <w:rPr>
+                <w:rFonts w:hint="eastAsia" w:ascii="Times New Roman" w:hAnsi="Times New Roman" w:eastAsia="FangSong" w:cs="Times New Roman"/>
+              </w:rPr>
+              <w:t>单羟甲基</w:t>
+            </w:r>
+            <w:r>
+              <w:rPr>
+                <w:rFonts w:hint="eastAsia" w:ascii="Times New Roman" w:hAnsi="Times New Roman" w:eastAsia="Times New Roman" w:cs="Times New Roman"/>
+              </w:rPr>
+              <w:t>、</w:t>
+            </w:r>
+            <w:r>
+              <w:rPr>
+                <w:rFonts w:hint="eastAsia" w:ascii="Times New Roman" w:hAnsi="Times New Roman" w:eastAsia="FangSong" w:cs="Times New Roman"/>
+              </w:rPr>
+              <w:t>二羟甲基</w:t>
+            </w:r>
+            <w:r>
+              <w:rPr>
+                <w:rFonts w:hint="eastAsia" w:ascii="Times New Roman" w:hAnsi="Times New Roman" w:eastAsia="Times New Roman" w:cs="Times New Roman"/>
+              </w:rPr>
+              <w:t>、</w:t>
+            </w:r>
+            <w:r>
+              <w:rPr>
+                <w:rFonts w:hint="eastAsia" w:ascii="Times New Roman" w:hAnsi="Times New Roman" w:eastAsia="FangSong" w:cs="Times New Roman"/>
+              </w:rPr>
+              <w:t>亚胺及六元环结构</w:t>
+            </w:r>
+            <w:r>
+              <w:rPr>
+                <w:rFonts w:hint="eastAsia" w:ascii="Times New Roman" w:hAnsi="Times New Roman" w:eastAsia="Times New Roman" w:cs="Times New Roman"/>
+              </w:rPr>
+              <w:t>）</w:t>
+            </w:r>
+          </w:p>
+        </w:tc>
+      </w:tr>
+    </w:tbl>
     <w:p>
       <w:pPr>
         <w:pStyle w:val="BodyText"/>
+        <w:spacing w:before="120"/>
         <w:ind w:firstLine="420"/>
       </w:pPr>
       <w:r>

--- a/06-学生侧材料/讲义/学生专用版/4-分析化学/容量分析与酸碱滴定-超级充实版（学生专用版）.docx
+++ b/06-学生侧材料/讲义/学生专用版/4-分析化学/容量分析与酸碱滴定-超级充实版（学生专用版）.docx
@@ -40145,18 +40145,16 @@
         </w:rPr>
         <w:t xml:space="preserve">）。</w:t>
       </w:r>
-      <w:r>
-        <w:rPr>
-          <w:rFonts w:ascii="Times New Roman" w:hAnsi="Times New Roman" w:eastAsia="Times New Roman" w:cs="Times New Roman"/>
-        </w:rPr>
-        <w:t xml:space="preserve"> </w:t>
-      </w:r>
-      <w:r>
-        <w:rPr>
-          <w:rFonts w:ascii="Times New Roman" w:hAnsi="Times New Roman" w:eastAsia="Times New Roman" w:cs="Times New Roman"/>
-        </w:rPr>
-        <w:t xml:space="preserve">(1) </w:t>
-      </w:r>
+    </w:p>
+    <w:p>
+      <w:pPr>
+        <w:pStyle w:val="Compact"/>
+        <w:numPr>
+          <w:ilvl w:val="0"/>
+          <w:numId w:val="1001"/>
+        </w:numPr>
+        <w:ind w:firstLine="420"/>
+      </w:pPr>
       <w:r>
         <w:rPr>
           <w:rFonts w:hint="eastAsia" w:ascii="Times New Roman" w:hAnsi="Times New Roman" w:eastAsia="FangSong" w:cs="Times New Roman"/>
@@ -40248,18 +40246,16 @@
         </w:rPr>
         <w:t>；</w:t>
       </w:r>
-      <w:r>
-        <w:rPr>
-          <w:rFonts w:ascii="Times New Roman" w:hAnsi="Times New Roman" w:eastAsia="Times New Roman" w:cs="Times New Roman"/>
-        </w:rPr>
-        <w:t xml:space="preserve"> </w:t>
-      </w:r>
-      <w:r>
-        <w:rPr>
-          <w:rFonts w:ascii="Times New Roman" w:hAnsi="Times New Roman" w:eastAsia="Times New Roman" w:cs="Times New Roman"/>
-        </w:rPr>
-        <w:t xml:space="preserve">(2) </w:t>
-      </w:r>
+    </w:p>
+    <w:p>
+      <w:pPr>
+        <w:pStyle w:val="Compact"/>
+        <w:numPr>
+          <w:ilvl w:val="0"/>
+          <w:numId w:val="1001"/>
+        </w:numPr>
+        <w:ind w:firstLine="420"/>
+      </w:pPr>
       <w:r>
         <w:rPr>
           <w:rFonts w:hint="eastAsia" w:ascii="Times New Roman" w:hAnsi="Times New Roman" w:eastAsia="FangSong" w:cs="Times New Roman"/>
@@ -40357,18 +40353,16 @@
         </w:rPr>
         <w:t>；</w:t>
       </w:r>
-      <w:r>
-        <w:rPr>
-          <w:rFonts w:ascii="Times New Roman" w:hAnsi="Times New Roman" w:eastAsia="Times New Roman" w:cs="Times New Roman"/>
-        </w:rPr>
-        <w:t xml:space="preserve"> </w:t>
-      </w:r>
-      <w:r>
-        <w:rPr>
-          <w:rFonts w:ascii="Times New Roman" w:hAnsi="Times New Roman" w:eastAsia="Times New Roman" w:cs="Times New Roman"/>
-        </w:rPr>
-        <w:t xml:space="preserve">(3) </w:t>
-      </w:r>
+    </w:p>
+    <w:p>
+      <w:pPr>
+        <w:pStyle w:val="Compact"/>
+        <w:numPr>
+          <w:ilvl w:val="0"/>
+          <w:numId w:val="1001"/>
+        </w:numPr>
+        <w:ind w:firstLine="420"/>
+      </w:pPr>
       <w:r>
         <w:rPr>
           <w:rFonts w:hint="eastAsia" w:ascii="Times New Roman" w:hAnsi="Times New Roman" w:eastAsia="FangSong" w:cs="Times New Roman"/>
@@ -40481,7 +40475,7 @@
     </w:p>
     <w:p>
       <w:pPr>
-        <w:pStyle w:val="BodyText"/>
+        <w:pStyle w:val="FirstParagraph"/>
       </w:pPr>
     </w:p>
     <w:p>
@@ -40943,18 +40937,16 @@
         </w:rPr>
         <w:t xml:space="preserve">）。</w:t>
       </w:r>
-      <w:r>
-        <w:rPr>
-          <w:rFonts w:ascii="Times New Roman" w:hAnsi="Times New Roman" w:eastAsia="Times New Roman" w:cs="Times New Roman"/>
-        </w:rPr>
-        <w:t xml:space="preserve"> </w:t>
-      </w:r>
-      <w:r>
-        <w:rPr>
-          <w:rFonts w:ascii="Times New Roman" w:hAnsi="Times New Roman" w:eastAsia="Times New Roman" w:cs="Times New Roman"/>
-        </w:rPr>
-        <w:t xml:space="preserve">(1) </w:t>
-      </w:r>
+    </w:p>
+    <w:p>
+      <w:pPr>
+        <w:pStyle w:val="Compact"/>
+        <w:numPr>
+          <w:ilvl w:val="0"/>
+          <w:numId w:val="1002"/>
+        </w:numPr>
+        <w:ind w:firstLine="420"/>
+      </w:pPr>
       <w:r>
         <w:rPr>
           <w:rFonts w:hint="eastAsia" w:ascii="Times New Roman" w:hAnsi="Times New Roman" w:eastAsia="FangSong" w:cs="Times New Roman"/>
@@ -40979,18 +40971,16 @@
         </w:rPr>
         <w:t>；</w:t>
       </w:r>
-      <w:r>
-        <w:rPr>
-          <w:rFonts w:ascii="Times New Roman" w:hAnsi="Times New Roman" w:eastAsia="Times New Roman" w:cs="Times New Roman"/>
-        </w:rPr>
-        <w:t xml:space="preserve"> </w:t>
-      </w:r>
-      <w:r>
-        <w:rPr>
-          <w:rFonts w:ascii="Times New Roman" w:hAnsi="Times New Roman" w:eastAsia="Times New Roman" w:cs="Times New Roman"/>
-        </w:rPr>
-        <w:t xml:space="preserve">(2) </w:t>
-      </w:r>
+    </w:p>
+    <w:p>
+      <w:pPr>
+        <w:pStyle w:val="Compact"/>
+        <w:numPr>
+          <w:ilvl w:val="0"/>
+          <w:numId w:val="1002"/>
+        </w:numPr>
+        <w:ind w:firstLine="420"/>
+      </w:pPr>
       <w:r>
         <w:rPr>
           <w:rFonts w:hint="eastAsia" w:ascii="Times New Roman" w:hAnsi="Times New Roman" w:eastAsia="FangSong" w:cs="Times New Roman"/>
@@ -41211,46 +41201,44 @@
         </w:rPr>
         <w:t xml:space="preserve">；</w:t>
       </w:r>
-      <w:r>
-        <w:rPr>
-          <w:rFonts w:ascii="Times New Roman" w:hAnsi="Times New Roman" w:eastAsia="Times New Roman" w:cs="Times New Roman"/>
-        </w:rPr>
-        <w:t xml:space="preserve"> </w:t>
-      </w:r>
-      <w:r>
-        <w:rPr>
-          <w:rFonts w:ascii="Times New Roman" w:hAnsi="Times New Roman" w:eastAsia="Times New Roman" w:cs="Times New Roman"/>
-        </w:rPr>
-        <w:t xml:space="preserve">(3) </w:t>
-      </w:r>
-      <w:r>
-        <w:rPr>
-          <w:rFonts w:hint="eastAsia" w:ascii="Times New Roman" w:hAnsi="Times New Roman" w:eastAsia="FangSong" w:cs="Times New Roman"/>
-        </w:rPr>
-        <w:t>针对第一计量点和第二计量点</w:t>
-      </w:r>
-      <w:r>
-        <w:rPr>
-          <w:rFonts w:hint="eastAsia" w:ascii="Times New Roman" w:hAnsi="Times New Roman" w:eastAsia="Times New Roman" w:cs="Times New Roman"/>
-        </w:rPr>
-        <w:t>，</w:t>
-      </w:r>
-      <w:r>
-        <w:rPr>
-          <w:rFonts w:hint="eastAsia" w:ascii="Times New Roman" w:hAnsi="Times New Roman" w:eastAsia="FangSong" w:cs="Times New Roman"/>
-        </w:rPr>
-        <w:t>分别指出适宜选用的指示剂名称</w:t>
-      </w:r>
-      <w:r>
-        <w:rPr>
-          <w:rFonts w:hint="eastAsia" w:ascii="Times New Roman" w:hAnsi="Times New Roman" w:eastAsia="Times New Roman" w:cs="Times New Roman"/>
-        </w:rPr>
-        <w:t>。</w:t>
-      </w:r>
     </w:p>
     <w:p>
       <w:pPr>
-        <w:pStyle w:val="BodyText"/>
+        <w:pStyle w:val="Compact"/>
+        <w:numPr>
+          <w:ilvl w:val="0"/>
+          <w:numId w:val="1002"/>
+        </w:numPr>
+        <w:ind w:firstLine="420"/>
+      </w:pPr>
+      <w:r>
+        <w:rPr>
+          <w:rFonts w:hint="eastAsia" w:ascii="Times New Roman" w:hAnsi="Times New Roman" w:eastAsia="FangSong" w:cs="Times New Roman"/>
+        </w:rPr>
+        <w:t>针对第一计量点和第二计量点</w:t>
+      </w:r>
+      <w:r>
+        <w:rPr>
+          <w:rFonts w:hint="eastAsia" w:ascii="Times New Roman" w:hAnsi="Times New Roman" w:eastAsia="Times New Roman" w:cs="Times New Roman"/>
+        </w:rPr>
+        <w:t>，</w:t>
+      </w:r>
+      <w:r>
+        <w:rPr>
+          <w:rFonts w:hint="eastAsia" w:ascii="Times New Roman" w:hAnsi="Times New Roman" w:eastAsia="FangSong" w:cs="Times New Roman"/>
+        </w:rPr>
+        <w:t>分别指出适宜选用的指示剂名称</w:t>
+      </w:r>
+      <w:r>
+        <w:rPr>
+          <w:rFonts w:hint="eastAsia" w:ascii="Times New Roman" w:hAnsi="Times New Roman" w:eastAsia="Times New Roman" w:cs="Times New Roman"/>
+        </w:rPr>
+        <w:t>。</w:t>
+      </w:r>
+    </w:p>
+    <w:p>
+      <w:pPr>
+        <w:pStyle w:val="FirstParagraph"/>
       </w:pPr>
     </w:p>
     <w:p>
@@ -41922,18 +41910,16 @@
         </w:rPr>
         <w:t xml:space="preserve">。</w:t>
       </w:r>
-      <w:r>
-        <w:rPr>
-          <w:rFonts w:ascii="Times New Roman" w:hAnsi="Times New Roman" w:eastAsia="Times New Roman" w:cs="Times New Roman"/>
-        </w:rPr>
-        <w:t xml:space="preserve"> </w:t>
-      </w:r>
-      <w:r>
-        <w:rPr>
-          <w:rFonts w:ascii="Times New Roman" w:hAnsi="Times New Roman" w:eastAsia="Times New Roman" w:cs="Times New Roman"/>
-        </w:rPr>
-        <w:t xml:space="preserve">(1) </w:t>
-      </w:r>
+    </w:p>
+    <w:p>
+      <w:pPr>
+        <w:pStyle w:val="Compact"/>
+        <w:numPr>
+          <w:ilvl w:val="0"/>
+          <w:numId w:val="1003"/>
+        </w:numPr>
+        <w:ind w:firstLine="420"/>
+      </w:pPr>
       <w:r>
         <w:rPr>
           <w:rFonts w:hint="eastAsia" w:ascii="Times New Roman" w:hAnsi="Times New Roman" w:eastAsia="FangSong" w:cs="Times New Roman"/>
@@ -41946,18 +41932,16 @@
         </w:rPr>
         <w:t>；</w:t>
       </w:r>
-      <w:r>
-        <w:rPr>
-          <w:rFonts w:ascii="Times New Roman" w:hAnsi="Times New Roman" w:eastAsia="Times New Roman" w:cs="Times New Roman"/>
-        </w:rPr>
-        <w:t xml:space="preserve"> </w:t>
-      </w:r>
-      <w:r>
-        <w:rPr>
-          <w:rFonts w:ascii="Times New Roman" w:hAnsi="Times New Roman" w:eastAsia="Times New Roman" w:cs="Times New Roman"/>
-        </w:rPr>
-        <w:t xml:space="preserve">(2) </w:t>
-      </w:r>
+    </w:p>
+    <w:p>
+      <w:pPr>
+        <w:pStyle w:val="Compact"/>
+        <w:numPr>
+          <w:ilvl w:val="0"/>
+          <w:numId w:val="1003"/>
+        </w:numPr>
+        <w:ind w:firstLine="420"/>
+      </w:pPr>
       <w:r>
         <w:rPr>
           <w:rFonts w:hint="eastAsia" w:ascii="Times New Roman" w:hAnsi="Times New Roman" w:eastAsia="FangSong" w:cs="Times New Roman"/>
@@ -41970,18 +41954,16 @@
         </w:rPr>
         <w:t>；</w:t>
       </w:r>
-      <w:r>
-        <w:rPr>
-          <w:rFonts w:ascii="Times New Roman" w:hAnsi="Times New Roman" w:eastAsia="Times New Roman" w:cs="Times New Roman"/>
-        </w:rPr>
-        <w:t xml:space="preserve"> </w:t>
-      </w:r>
-      <w:r>
-        <w:rPr>
-          <w:rFonts w:ascii="Times New Roman" w:hAnsi="Times New Roman" w:eastAsia="Times New Roman" w:cs="Times New Roman"/>
-        </w:rPr>
-        <w:t xml:space="preserve">(3) </w:t>
-      </w:r>
+    </w:p>
+    <w:p>
+      <w:pPr>
+        <w:pStyle w:val="Compact"/>
+        <w:numPr>
+          <w:ilvl w:val="0"/>
+          <w:numId w:val="1003"/>
+        </w:numPr>
+        <w:ind w:firstLine="420"/>
+      </w:pPr>
       <w:r>
         <w:rPr>
           <w:rFonts w:hint="eastAsia" w:ascii="Times New Roman" w:hAnsi="Times New Roman" w:eastAsia="FangSong" w:cs="Times New Roman"/>
@@ -42097,7 +42079,7 @@
     </w:p>
     <w:p>
       <w:pPr>
-        <w:pStyle w:val="BodyText"/>
+        <w:pStyle w:val="FirstParagraph"/>
       </w:pPr>
     </w:p>
     <w:p>
@@ -42775,18 +42757,16 @@
         </w:rPr>
         <w:t xml:space="preserve">。</w:t>
       </w:r>
-      <w:r>
-        <w:rPr>
-          <w:rFonts w:ascii="Times New Roman" w:hAnsi="Times New Roman" w:eastAsia="Times New Roman" w:cs="Times New Roman"/>
-        </w:rPr>
-        <w:t xml:space="preserve"> </w:t>
-      </w:r>
-      <w:r>
-        <w:rPr>
-          <w:rFonts w:ascii="Times New Roman" w:hAnsi="Times New Roman" w:eastAsia="Times New Roman" w:cs="Times New Roman"/>
-        </w:rPr>
-        <w:t xml:space="preserve">(1) </w:t>
-      </w:r>
+    </w:p>
+    <w:p>
+      <w:pPr>
+        <w:pStyle w:val="Compact"/>
+        <w:numPr>
+          <w:ilvl w:val="0"/>
+          <w:numId w:val="1004"/>
+        </w:numPr>
+        <w:ind w:firstLine="420"/>
+      </w:pPr>
       <w:r>
         <w:rPr>
           <w:rFonts w:hint="eastAsia" w:ascii="Times New Roman" w:hAnsi="Times New Roman" w:eastAsia="FangSong" w:cs="Times New Roman"/>
@@ -42799,18 +42779,16 @@
         </w:rPr>
         <w:t>；</w:t>
       </w:r>
-      <w:r>
-        <w:rPr>
-          <w:rFonts w:ascii="Times New Roman" w:hAnsi="Times New Roman" w:eastAsia="Times New Roman" w:cs="Times New Roman"/>
-        </w:rPr>
-        <w:t xml:space="preserve"> </w:t>
-      </w:r>
-      <w:r>
-        <w:rPr>
-          <w:rFonts w:ascii="Times New Roman" w:hAnsi="Times New Roman" w:eastAsia="Times New Roman" w:cs="Times New Roman"/>
-        </w:rPr>
-        <w:t xml:space="preserve">(2) </w:t>
-      </w:r>
+    </w:p>
+    <w:p>
+      <w:pPr>
+        <w:pStyle w:val="Compact"/>
+        <w:numPr>
+          <w:ilvl w:val="0"/>
+          <w:numId w:val="1004"/>
+        </w:numPr>
+        <w:ind w:firstLine="420"/>
+      </w:pPr>
       <w:r>
         <w:rPr>
           <w:rFonts w:hint="eastAsia" w:ascii="Times New Roman" w:hAnsi="Times New Roman" w:eastAsia="FangSong" w:cs="Times New Roman"/>
@@ -42870,34 +42848,32 @@
         </w:rPr>
         <w:t>；</w:t>
       </w:r>
-      <w:r>
-        <w:rPr>
-          <w:rFonts w:ascii="Times New Roman" w:hAnsi="Times New Roman" w:eastAsia="Times New Roman" w:cs="Times New Roman"/>
-        </w:rPr>
-        <w:t xml:space="preserve"> </w:t>
-      </w:r>
-      <w:r>
-        <w:rPr>
-          <w:rFonts w:ascii="Times New Roman" w:hAnsi="Times New Roman" w:eastAsia="Times New Roman" w:cs="Times New Roman"/>
-        </w:rPr>
-        <w:t xml:space="preserve">(3) </w:t>
-      </w:r>
-      <w:r>
-        <w:rPr>
-          <w:rFonts w:hint="eastAsia" w:ascii="Times New Roman" w:hAnsi="Times New Roman" w:eastAsia="FangSong" w:cs="Times New Roman"/>
-        </w:rPr>
-        <w:t>计算该化肥中硫酸铵的质量分数以及总氮含量</w:t>
-      </w:r>
-      <w:r>
-        <w:rPr>
-          <w:rFonts w:hint="eastAsia" w:ascii="Times New Roman" w:hAnsi="Times New Roman" w:eastAsia="Times New Roman" w:cs="Times New Roman"/>
-        </w:rPr>
-        <w:t>。</w:t>
-      </w:r>
     </w:p>
     <w:p>
       <w:pPr>
-        <w:pStyle w:val="BodyText"/>
+        <w:pStyle w:val="Compact"/>
+        <w:numPr>
+          <w:ilvl w:val="0"/>
+          <w:numId w:val="1004"/>
+        </w:numPr>
+        <w:ind w:firstLine="420"/>
+      </w:pPr>
+      <w:r>
+        <w:rPr>
+          <w:rFonts w:hint="eastAsia" w:ascii="Times New Roman" w:hAnsi="Times New Roman" w:eastAsia="FangSong" w:cs="Times New Roman"/>
+        </w:rPr>
+        <w:t>计算该化肥中硫酸铵的质量分数以及总氮含量</w:t>
+      </w:r>
+      <w:r>
+        <w:rPr>
+          <w:rFonts w:hint="eastAsia" w:ascii="Times New Roman" w:hAnsi="Times New Roman" w:eastAsia="Times New Roman" w:cs="Times New Roman"/>
+        </w:rPr>
+        <w:t>。</w:t>
+      </w:r>
+    </w:p>
+    <w:p>
+      <w:pPr>
+        <w:pStyle w:val="FirstParagraph"/>
       </w:pPr>
     </w:p>
     <w:bookmarkEnd w:id="50"/>
@@ -63775,8 +63751,213 @@
       </w:pPr>
     </w:lvl>
   </w:abstractNum>
+  <w:abstractNum w:abstractNumId="99431">
+    <w:nsid w:val="00A99431"/>
+    <w:multiLevelType w:val="multilevel"/>
+    <w:lvl w:ilvl="0">
+      <w:start w:val="1"/>
+      <w:numFmt w:val="decimal"/>
+      <w:lvlText w:val="(%1)"/>
+      <w:lvlJc w:val="left"/>
+      <w:pPr>
+        <w:ind w:left="720" w:hanging="360"/>
+      </w:pPr>
+    </w:lvl>
+    <w:lvl w:ilvl="1">
+      <w:start w:val="1"/>
+      <w:numFmt w:val="decimal"/>
+      <w:lvlText w:val="(%2)"/>
+      <w:lvlJc w:val="left"/>
+      <w:pPr>
+        <w:ind w:left="1440" w:hanging="360"/>
+      </w:pPr>
+    </w:lvl>
+    <w:lvl w:ilvl="2">
+      <w:start w:val="1"/>
+      <w:numFmt w:val="decimal"/>
+      <w:lvlText w:val="(%3)"/>
+      <w:lvlJc w:val="left"/>
+      <w:pPr>
+        <w:ind w:left="2160" w:hanging="360"/>
+      </w:pPr>
+    </w:lvl>
+    <w:lvl w:ilvl="3">
+      <w:start w:val="1"/>
+      <w:numFmt w:val="decimal"/>
+      <w:lvlText w:val="(%4)"/>
+      <w:lvlJc w:val="left"/>
+      <w:pPr>
+        <w:ind w:left="2880" w:hanging="360"/>
+      </w:pPr>
+    </w:lvl>
+    <w:lvl w:ilvl="4">
+      <w:start w:val="1"/>
+      <w:numFmt w:val="decimal"/>
+      <w:lvlText w:val="(%5)"/>
+      <w:lvlJc w:val="left"/>
+      <w:pPr>
+        <w:ind w:left="3600" w:hanging="360"/>
+      </w:pPr>
+    </w:lvl>
+    <w:lvl w:ilvl="5">
+      <w:start w:val="1"/>
+      <w:numFmt w:val="decimal"/>
+      <w:lvlText w:val="(%6)"/>
+      <w:lvlJc w:val="left"/>
+      <w:pPr>
+        <w:ind w:left="4320" w:hanging="360"/>
+      </w:pPr>
+    </w:lvl>
+    <w:lvl w:ilvl="6">
+      <w:start w:val="1"/>
+      <w:numFmt w:val="decimal"/>
+      <w:lvlText w:val="(%7)"/>
+      <w:lvlJc w:val="left"/>
+      <w:pPr>
+        <w:ind w:left="5040" w:hanging="360"/>
+      </w:pPr>
+    </w:lvl>
+    <w:lvl w:ilvl="7">
+      <w:start w:val="1"/>
+      <w:numFmt w:val="decimal"/>
+      <w:lvlText w:val="(%8)"/>
+      <w:lvlJc w:val="left"/>
+      <w:pPr>
+        <w:ind w:left="5760" w:hanging="360"/>
+      </w:pPr>
+    </w:lvl>
+    <w:lvl w:ilvl="8">
+      <w:start w:val="1"/>
+      <w:numFmt w:val="decimal"/>
+      <w:lvlText w:val="(%9)"/>
+      <w:lvlJc w:val="left"/>
+      <w:pPr>
+        <w:ind w:left="6480" w:hanging="360"/>
+      </w:pPr>
+    </w:lvl>
+  </w:abstractNum>
   <w:num w:numId="1000">
     <w:abstractNumId w:val="990"/>
+  </w:num>
+  <w:num w:numId="1001">
+    <w:abstractNumId w:val="99431"/>
+    <w:lvlOverride w:ilvl="0">
+      <w:startOverride w:val="1"/>
+    </w:lvlOverride>
+    <w:lvlOverride w:ilvl="1">
+      <w:startOverride w:val="1"/>
+    </w:lvlOverride>
+    <w:lvlOverride w:ilvl="2">
+      <w:startOverride w:val="1"/>
+    </w:lvlOverride>
+    <w:lvlOverride w:ilvl="3">
+      <w:startOverride w:val="1"/>
+    </w:lvlOverride>
+    <w:lvlOverride w:ilvl="4">
+      <w:startOverride w:val="1"/>
+    </w:lvlOverride>
+    <w:lvlOverride w:ilvl="5">
+      <w:startOverride w:val="1"/>
+    </w:lvlOverride>
+    <w:lvlOverride w:ilvl="6">
+      <w:startOverride w:val="1"/>
+    </w:lvlOverride>
+    <w:lvlOverride w:ilvl="7">
+      <w:startOverride w:val="1"/>
+    </w:lvlOverride>
+    <w:lvlOverride w:ilvl="8">
+      <w:startOverride w:val="1"/>
+    </w:lvlOverride>
+  </w:num>
+  <w:num w:numId="1002">
+    <w:abstractNumId w:val="99431"/>
+    <w:lvlOverride w:ilvl="0">
+      <w:startOverride w:val="1"/>
+    </w:lvlOverride>
+    <w:lvlOverride w:ilvl="1">
+      <w:startOverride w:val="1"/>
+    </w:lvlOverride>
+    <w:lvlOverride w:ilvl="2">
+      <w:startOverride w:val="1"/>
+    </w:lvlOverride>
+    <w:lvlOverride w:ilvl="3">
+      <w:startOverride w:val="1"/>
+    </w:lvlOverride>
+    <w:lvlOverride w:ilvl="4">
+      <w:startOverride w:val="1"/>
+    </w:lvlOverride>
+    <w:lvlOverride w:ilvl="5">
+      <w:startOverride w:val="1"/>
+    </w:lvlOverride>
+    <w:lvlOverride w:ilvl="6">
+      <w:startOverride w:val="1"/>
+    </w:lvlOverride>
+    <w:lvlOverride w:ilvl="7">
+      <w:startOverride w:val="1"/>
+    </w:lvlOverride>
+    <w:lvlOverride w:ilvl="8">
+      <w:startOverride w:val="1"/>
+    </w:lvlOverride>
+  </w:num>
+  <w:num w:numId="1003">
+    <w:abstractNumId w:val="99431"/>
+    <w:lvlOverride w:ilvl="0">
+      <w:startOverride w:val="1"/>
+    </w:lvlOverride>
+    <w:lvlOverride w:ilvl="1">
+      <w:startOverride w:val="1"/>
+    </w:lvlOverride>
+    <w:lvlOverride w:ilvl="2">
+      <w:startOverride w:val="1"/>
+    </w:lvlOverride>
+    <w:lvlOverride w:ilvl="3">
+      <w:startOverride w:val="1"/>
+    </w:lvlOverride>
+    <w:lvlOverride w:ilvl="4">
+      <w:startOverride w:val="1"/>
+    </w:lvlOverride>
+    <w:lvlOverride w:ilvl="5">
+      <w:startOverride w:val="1"/>
+    </w:lvlOverride>
+    <w:lvlOverride w:ilvl="6">
+      <w:startOverride w:val="1"/>
+    </w:lvlOverride>
+    <w:lvlOverride w:ilvl="7">
+      <w:startOverride w:val="1"/>
+    </w:lvlOverride>
+    <w:lvlOverride w:ilvl="8">
+      <w:startOverride w:val="1"/>
+    </w:lvlOverride>
+  </w:num>
+  <w:num w:numId="1004">
+    <w:abstractNumId w:val="99431"/>
+    <w:lvlOverride w:ilvl="0">
+      <w:startOverride w:val="1"/>
+    </w:lvlOverride>
+    <w:lvlOverride w:ilvl="1">
+      <w:startOverride w:val="1"/>
+    </w:lvlOverride>
+    <w:lvlOverride w:ilvl="2">
+      <w:startOverride w:val="1"/>
+    </w:lvlOverride>
+    <w:lvlOverride w:ilvl="3">
+      <w:startOverride w:val="1"/>
+    </w:lvlOverride>
+    <w:lvlOverride w:ilvl="4">
+      <w:startOverride w:val="1"/>
+    </w:lvlOverride>
+    <w:lvlOverride w:ilvl="5">
+      <w:startOverride w:val="1"/>
+    </w:lvlOverride>
+    <w:lvlOverride w:ilvl="6">
+      <w:startOverride w:val="1"/>
+    </w:lvlOverride>
+    <w:lvlOverride w:ilvl="7">
+      <w:startOverride w:val="1"/>
+    </w:lvlOverride>
+    <w:lvlOverride w:ilvl="8">
+      <w:startOverride w:val="1"/>
+    </w:lvlOverride>
   </w:num>
 </w:numbering>
 </file>

--- a/06-学生侧材料/讲义/学生专用版/4-分析化学/容量分析与酸碱滴定-超级充实版（学生专用版）.docx
+++ b/06-学生侧材料/讲义/学生专用版/4-分析化学/容量分析与酸碱滴定-超级充实版（学生专用版）.docx
@@ -13787,12 +13787,12 @@
         </w:rPr>
         <w:t>：</w:t>
       </w:r>
-      <w:r>
-        <w:rPr>
-          <w:rFonts w:ascii="Times New Roman" w:hAnsi="Times New Roman" w:eastAsia="Times New Roman" w:cs="Times New Roman"/>
-        </w:rPr>
-        <w:t xml:space="preserve"> </w:t>
-      </w:r>
+    </w:p>
+    <w:p>
+      <w:pPr>
+        <w:pStyle w:val="BodyText"/>
+        <w:ind w:firstLine="420"/>
+      </w:pPr>
       <w:r>
         <w:rPr>
           <w:rFonts w:hint="eastAsia" w:ascii="Times New Roman" w:hAnsi="Times New Roman" w:eastAsia="FangSong" w:cs="Times New Roman"/>
@@ -14332,12 +14332,12 @@
         </w:rPr>
         <w:t>）。</w:t>
       </w:r>
-      <w:r>
-        <w:rPr>
-          <w:rFonts w:ascii="Times New Roman" w:hAnsi="Times New Roman" w:eastAsia="Times New Roman" w:cs="Times New Roman"/>
-        </w:rPr>
-        <w:t xml:space="preserve"> </w:t>
-      </w:r>
+    </w:p>
+    <w:p>
+      <w:pPr>
+        <w:pStyle w:val="BodyText"/>
+        <w:ind w:firstLine="420"/>
+      </w:pPr>
       <w:r>
         <w:rPr>
           <w:rFonts w:hint="eastAsia" w:ascii="Times New Roman" w:hAnsi="Times New Roman" w:eastAsia="FangSong" w:cs="Times New Roman"/>
@@ -14869,12 +14869,12 @@
         </w:rPr>
         <w:t xml:space="preserve">。</w:t>
       </w:r>
-      <w:r>
-        <w:rPr>
-          <w:rFonts w:ascii="Times New Roman" w:hAnsi="Times New Roman" w:eastAsia="Times New Roman" w:cs="Times New Roman"/>
-        </w:rPr>
-        <w:t xml:space="preserve"> </w:t>
-      </w:r>
+    </w:p>
+    <w:p>
+      <w:pPr>
+        <w:pStyle w:val="BodyText"/>
+        <w:ind w:firstLine="420"/>
+      </w:pPr>
       <w:r>
         <w:rPr>
           <w:rFonts w:hint="eastAsia" w:ascii="Times New Roman" w:hAnsi="Times New Roman" w:eastAsia="FangSong" w:cs="Times New Roman"/>
@@ -26844,12 +26844,12 @@
         </w:rPr>
         <w:t xml:space="preserve">。</w:t>
       </w:r>
-      <w:r>
-        <w:rPr>
-          <w:rFonts w:ascii="Times New Roman" w:hAnsi="Times New Roman" w:eastAsia="Times New Roman" w:cs="Times New Roman"/>
-        </w:rPr>
-        <w:t xml:space="preserve"> </w:t>
-      </w:r>
+    </w:p>
+    <w:p>
+      <w:pPr>
+        <w:pStyle w:val="BodyText"/>
+        <w:ind w:firstLine="420"/>
+      </w:pPr>
       <w:r>
         <w:rPr>
           <w:rFonts w:hint="eastAsia" w:ascii="Times New Roman" w:hAnsi="Times New Roman" w:eastAsia="FangSong" w:cs="Times New Roman"/>
@@ -27743,12 +27743,12 @@
         </w:rPr>
         <w:t xml:space="preserve">。</w:t>
       </w:r>
-      <w:r>
-        <w:rPr>
-          <w:rFonts w:ascii="Times New Roman" w:hAnsi="Times New Roman" w:eastAsia="Times New Roman" w:cs="Times New Roman"/>
-        </w:rPr>
-        <w:t xml:space="preserve"> </w:t>
-      </w:r>
+    </w:p>
+    <w:p>
+      <w:pPr>
+        <w:pStyle w:val="BodyText"/>
+        <w:ind w:firstLine="420"/>
+      </w:pPr>
       <w:r>
         <w:rPr>
           <w:rFonts w:hint="eastAsia" w:ascii="Times New Roman" w:hAnsi="Times New Roman" w:eastAsia="FangSong" w:cs="Times New Roman"/>
@@ -36461,12 +36461,12 @@
         </w:rPr>
         <w:t>：</w:t>
       </w:r>
-      <w:r>
-        <w:rPr>
-          <w:rFonts w:ascii="Times New Roman" w:hAnsi="Times New Roman" w:eastAsia="Times New Roman" w:cs="Times New Roman"/>
-        </w:rPr>
-        <w:t xml:space="preserve"> </w:t>
-      </w:r>
+    </w:p>
+    <w:p>
+      <w:pPr>
+        <w:pStyle w:val="BodyText"/>
+        <w:ind w:firstLine="420"/>
+      </w:pPr>
       <w:r>
         <w:rPr>
           <w:rFonts w:hint="eastAsia" w:ascii="Times New Roman" w:hAnsi="Times New Roman" w:eastAsia="FangSong" w:cs="Times New Roman"/>
@@ -40148,7 +40148,6 @@
     </w:p>
     <w:p>
       <w:pPr>
-        <w:pStyle w:val="Compact"/>
         <w:numPr>
           <w:ilvl w:val="0"/>
           <w:numId w:val="1001"/>
@@ -40249,7 +40248,6 @@
     </w:p>
     <w:p>
       <w:pPr>
-        <w:pStyle w:val="Compact"/>
         <w:numPr>
           <w:ilvl w:val="0"/>
           <w:numId w:val="1001"/>
@@ -40356,7 +40354,6 @@
     </w:p>
     <w:p>
       <w:pPr>
-        <w:pStyle w:val="Compact"/>
         <w:numPr>
           <w:ilvl w:val="0"/>
           <w:numId w:val="1001"/>
@@ -40940,7 +40937,6 @@
     </w:p>
     <w:p>
       <w:pPr>
-        <w:pStyle w:val="Compact"/>
         <w:numPr>
           <w:ilvl w:val="0"/>
           <w:numId w:val="1002"/>
@@ -40974,7 +40970,6 @@
     </w:p>
     <w:p>
       <w:pPr>
-        <w:pStyle w:val="Compact"/>
         <w:numPr>
           <w:ilvl w:val="0"/>
           <w:numId w:val="1002"/>
@@ -41204,7 +41199,6 @@
     </w:p>
     <w:p>
       <w:pPr>
-        <w:pStyle w:val="Compact"/>
         <w:numPr>
           <w:ilvl w:val="0"/>
           <w:numId w:val="1002"/>
@@ -41913,7 +41907,6 @@
     </w:p>
     <w:p>
       <w:pPr>
-        <w:pStyle w:val="Compact"/>
         <w:numPr>
           <w:ilvl w:val="0"/>
           <w:numId w:val="1003"/>
@@ -41935,7 +41928,6 @@
     </w:p>
     <w:p>
       <w:pPr>
-        <w:pStyle w:val="Compact"/>
         <w:numPr>
           <w:ilvl w:val="0"/>
           <w:numId w:val="1003"/>
@@ -41957,7 +41949,6 @@
     </w:p>
     <w:p>
       <w:pPr>
-        <w:pStyle w:val="Compact"/>
         <w:numPr>
           <w:ilvl w:val="0"/>
           <w:numId w:val="1003"/>
@@ -42760,7 +42751,6 @@
     </w:p>
     <w:p>
       <w:pPr>
-        <w:pStyle w:val="Compact"/>
         <w:numPr>
           <w:ilvl w:val="0"/>
           <w:numId w:val="1004"/>
@@ -42782,7 +42772,6 @@
     </w:p>
     <w:p>
       <w:pPr>
-        <w:pStyle w:val="Compact"/>
         <w:numPr>
           <w:ilvl w:val="0"/>
           <w:numId w:val="1004"/>
@@ -42851,7 +42840,6 @@
     </w:p>
     <w:p>
       <w:pPr>
-        <w:pStyle w:val="Compact"/>
         <w:numPr>
           <w:ilvl w:val="0"/>
           <w:numId w:val="1004"/>
